--- a/downloads/workbook/ai-7-week-08.docx
+++ b/downloads/workbook/ai-7-week-08.docx
@@ -997,6 +997,178 @@
         <w:t>Project connection: For the Reproducible AI Research Study, retain an annotated worked trace and the changed-case reasoning. Connect the claim to its records, units and assumptions so another investigator can challenge or reproduce it.</w:t>
       </w:r>
     </w:p>
+    <w:p>
+      <w:pPr>
+        <w:pStyle w:val="Heading1"/>
+      </w:pPr>
+      <w:r>
+        <w:t>13. Project portfolio milestone</w:t>
+      </w:r>
+    </w:p>
+    <w:p>
+      <w:r>
+        <w:t>Project: Reproducible AI Research Study</w:t>
+      </w:r>
+    </w:p>
+    <w:p>
+      <w:r>
+        <w:t>Current milestone: Make a transparent first version. Keep a trace of how one input becomes an output; explain the rule or learned component.</w:t>
+      </w:r>
+    </w:p>
+    <w:p>
+      <w:r>
+        <w:t>For the Reproducible AI Research Study, retain an annotated worked trace and the changed-case reasoning. Connect the claim to its records, units and assumptions so another investigator can challenge or reproduce it.</w:t>
+      </w:r>
+    </w:p>
+    <w:tbl>
+      <w:tblPr>
+        <w:tblStyle w:val="LightShading-Accent1"/>
+        <w:tblW w:type="auto" w:w="0"/>
+        <w:tblLook w:firstColumn="1" w:firstRow="1" w:lastColumn="0" w:lastRow="0" w:noHBand="0" w:noVBand="1" w:val="04A0"/>
+      </w:tblPr>
+      <w:tblGrid>
+        <w:gridCol w:w="5112"/>
+        <w:gridCol w:w="5112"/>
+      </w:tblGrid>
+      <w:tr>
+        <w:trPr>
+          <w:tblHeader/>
+        </w:trPr>
+        <w:tc>
+          <w:tcPr>
+            <w:tcW w:type="dxa" w:w="5112"/>
+          </w:tcPr>
+          <w:p>
+            <w:r>
+              <w:t>Evidence to keep</w:t>
+            </w:r>
+          </w:p>
+        </w:tc>
+        <w:tc>
+          <w:tcPr>
+            <w:tcW w:type="dxa" w:w="5112"/>
+          </w:tcPr>
+          <w:p>
+            <w:r>
+              <w:t>My record</w:t>
+            </w:r>
+          </w:p>
+        </w:tc>
+      </w:tr>
+      <w:tr>
+        <w:tc>
+          <w:tcPr>
+            <w:tcW w:type="dxa" w:w="5112"/>
+          </w:tcPr>
+          <w:p>
+            <w:r>
+              <w:t>This week’s input and deciding step</w:t>
+            </w:r>
+          </w:p>
+        </w:tc>
+        <w:tc>
+          <w:tcPr>
+            <w:tcW w:type="dxa" w:w="5112"/>
+          </w:tcPr>
+          <w:p>
+            <w:r/>
+          </w:p>
+        </w:tc>
+      </w:tr>
+      <w:tr>
+        <w:tc>
+          <w:tcPr>
+            <w:tcW w:type="dxa" w:w="5112"/>
+          </w:tcPr>
+          <w:p>
+            <w:r>
+              <w:t>Prediction and actual result (or labelled paper trace)</w:t>
+            </w:r>
+          </w:p>
+        </w:tc>
+        <w:tc>
+          <w:tcPr>
+            <w:tcW w:type="dxa" w:w="5112"/>
+          </w:tcPr>
+          <w:p>
+            <w:r/>
+          </w:p>
+        </w:tc>
+      </w:tr>
+      <w:tr>
+        <w:tc>
+          <w:tcPr>
+            <w:tcW w:type="dxa" w:w="5112"/>
+          </w:tcPr>
+          <w:p>
+            <w:r>
+              <w:t>One change since the previous checkpoint and why</w:t>
+            </w:r>
+          </w:p>
+        </w:tc>
+        <w:tc>
+          <w:tcPr>
+            <w:tcW w:type="dxa" w:w="5112"/>
+          </w:tcPr>
+          <w:p>
+            <w:r/>
+          </w:p>
+        </w:tc>
+      </w:tr>
+      <w:tr>
+        <w:tc>
+          <w:tcPr>
+            <w:tcW w:type="dxa" w:w="5112"/>
+          </w:tcPr>
+          <w:p>
+            <w:r>
+              <w:t>One error or limit and the next test</w:t>
+            </w:r>
+          </w:p>
+        </w:tc>
+        <w:tc>
+          <w:tcPr>
+            <w:tcW w:type="dxa" w:w="5112"/>
+          </w:tcPr>
+          <w:p>
+            <w:r/>
+          </w:p>
+        </w:tc>
+      </w:tr>
+    </w:tbl>
+    <w:p>
+      <w:pPr>
+        <w:pStyle w:val="Heading3"/>
+      </w:pPr>
+      <w:r>
+        <w:t>Explain what this week adds to your project. Reuse last week’s record rather than starting again.</w:t>
+      </w:r>
+    </w:p>
+    <w:p>
+      <w:r>
+        <w:t>________________________________________________________________</w:t>
+      </w:r>
+    </w:p>
+    <w:p>
+      <w:r>
+        <w:t>________________________________________________________________</w:t>
+      </w:r>
+    </w:p>
+    <w:p>
+      <w:r>
+        <w:t>________________________________________________________________</w:t>
+      </w:r>
+    </w:p>
+    <w:p>
+      <w:r>
+        <w:t>________________________________________________________________</w:t>
+      </w:r>
+    </w:p>
+    <w:p>
+      <w:r>
+        <w:t>________________________________________________________________</w:t>
+      </w:r>
+    </w:p>
     <w:sectPr>
       <w:pgSz w:w="12240" w:h="15840"/>
       <w:pgMar w:top="936" w:right="1008" w:bottom="936" w:left="1008" w:header="720" w:footer="720" w:gutter="0"/>

--- a/downloads/workbook/ai-7-week-08.docx
+++ b/downloads/workbook/ai-7-week-08.docx
@@ -1169,6 +1169,235 @@
         <w:t>________________________________________________________________</w:t>
       </w:r>
     </w:p>
+    <w:p>
+      <w:pPr>
+        <w:pStyle w:val="Heading1"/>
+      </w:pPr>
+      <w:r>
+        <w:t>14. Supported practice and learning evidence</w:t>
+      </w:r>
+    </w:p>
+    <w:p>
+      <w:r>
+        <w:t>Use this supported practice once, in the browser or on paper. Keep the reserved independent assessment for a separate first attempt before teacher feedback.</w:t>
+      </w:r>
+    </w:p>
+    <w:p>
+      <w:r>
+        <w:t>A baseline deserves a fair chance. Two classifiers answer the same eight fixed questions with the same allowed sources.</w:t>
+      </w:r>
+    </w:p>
+    <w:p>
+      <w:pPr>
+        <w:pStyle w:val="Heading3"/>
+      </w:pPr>
+      <w:r>
+        <w:t>Practice 1: explain the deciding evidence</w:t>
+      </w:r>
+    </w:p>
+    <w:p>
+      <w:r>
+        <w:t>Which labelled step matches this detail? B adds one correct case here; compare resources and failure types too.</w:t>
+      </w:r>
+    </w:p>
+    <w:p>
+      <w:r>
+        <w:t>1. Declare baseline</w:t>
+      </w:r>
+    </w:p>
+    <w:p>
+      <w:r>
+        <w:t>2. Interpret cautiously</w:t>
+      </w:r>
+    </w:p>
+    <w:p>
+      <w:r>
+        <w:t>3. Measure fairly</w:t>
+      </w:r>
+    </w:p>
+    <w:p>
+      <w:pPr>
+        <w:pStyle w:val="Heading3"/>
+      </w:pPr>
+      <w:r>
+        <w:t>My selected conclusion, deciding fact and explanation</w:t>
+      </w:r>
+    </w:p>
+    <w:p>
+      <w:r>
+        <w:t>________________________________________________________________</w:t>
+      </w:r>
+    </w:p>
+    <w:p>
+      <w:r>
+        <w:t>________________________________________________________________</w:t>
+      </w:r>
+    </w:p>
+    <w:p>
+      <w:r>
+        <w:t>________________________________________________________________</w:t>
+      </w:r>
+    </w:p>
+    <w:p>
+      <w:r>
+        <w:t>________________________________________________________________</w:t>
+      </w:r>
+    </w:p>
+    <w:p>
+      <w:r>
+        <w:t>________________________________________________________________</w:t>
+      </w:r>
+    </w:p>
+    <w:p>
+      <w:r>
+        <w:t>Hint if needed: Read the steps in the pictorial case. Match the supplied detail to the stage that performs or records it.</w:t>
+      </w:r>
+    </w:p>
+    <w:p>
+      <w:r>
+        <w:t>After your attempt, compare with the supported explanation: Interpret cautiously B adds one correct case here; compare resources and failure types too. A baseline anchors the claim of improvement. Fair comparison keeps information access, cases and scoring aligned while allowing the declared method difference.</w:t>
+      </w:r>
+    </w:p>
+    <w:p>
+      <w:pPr>
+        <w:pStyle w:val="Heading3"/>
+      </w:pPr>
+      <w:r>
+        <w:t>Practice 2: explain the deciding evidence</w:t>
+      </w:r>
+    </w:p>
+    <w:p>
+      <w:r>
+        <w:t>Changed-case practice: Give B the answer key before testing. Which conclusion is supported by the supplied facts?</w:t>
+      </w:r>
+    </w:p>
+    <w:p>
+      <w:r>
+        <w:t>1. We can decide the result without examining the changed input or the procedure.</w:t>
+      </w:r>
+    </w:p>
+    <w:p>
+      <w:r>
+        <w:t>2. The resulting comparison is invalid as unseen evaluation.</w:t>
+      </w:r>
+    </w:p>
+    <w:p>
+      <w:r>
+        <w:t>3. This one example guarantees correct results for every future input.</w:t>
+      </w:r>
+    </w:p>
+    <w:p>
+      <w:pPr>
+        <w:pStyle w:val="Heading3"/>
+      </w:pPr>
+      <w:r>
+        <w:t>My selected conclusion, deciding fact and explanation</w:t>
+      </w:r>
+    </w:p>
+    <w:p>
+      <w:r>
+        <w:t>________________________________________________________________</w:t>
+      </w:r>
+    </w:p>
+    <w:p>
+      <w:r>
+        <w:t>________________________________________________________________</w:t>
+      </w:r>
+    </w:p>
+    <w:p>
+      <w:r>
+        <w:t>________________________________________________________________</w:t>
+      </w:r>
+    </w:p>
+    <w:p>
+      <w:r>
+        <w:t>________________________________________________________________</w:t>
+      </w:r>
+    </w:p>
+    <w:p>
+      <w:r>
+        <w:t>________________________________________________________________</w:t>
+      </w:r>
+    </w:p>
+    <w:p>
+      <w:r>
+        <w:t>Hint if needed: Use the changed condition and the deciding step in the pictorial trace. The answer must say what follows from those facts.</w:t>
+      </w:r>
+    </w:p>
+    <w:p>
+      <w:r>
+        <w:t>After your attempt, compare with the supported explanation: The resulting comparison is invalid as unseen evaluation. B would receive privileged information that A did not receive.</w:t>
+      </w:r>
+    </w:p>
+    <w:p>
+      <w:pPr>
+        <w:pStyle w:val="Heading3"/>
+      </w:pPr>
+      <w:r>
+        <w:t>Repair a missing building block</w:t>
+      </w:r>
+    </w:p>
+    <w:p>
+      <w:r>
+        <w:t>Review Hypotheses and measurable outcomes (ai-7/7). Goal: Explain the mechanism and terminology of hypotheses and measurable outcomes. Short practice: Name the predicted outcome and how unsupported is scored. If B sounds friendlier but ties A’s unsupported count, does the recorded improvement hypothesis receive support?. Return to this week and explain what you changed.</w:t>
+      </w:r>
+    </w:p>
+    <w:p>
+      <w:r>
+        <w:t>Review Replication and reproduction (ai-7/5). Goal: Explain the mechanism and terminology of replication and reproduction. Short practice: Calculate the scores from the original and new four-record sets. Which activity reproduces saved analysis, which repeats the protocol, and why does a different rerun of the original data need investigation?. Return to this week and explain what you changed.</w:t>
+      </w:r>
+    </w:p>
+    <w:p>
+      <w:r>
+        <w:t>Review Reading a research claim (ai-7/2). Goal: Explain the mechanism and terminology of reading a research claim. Short practice: Calculate the baseline and new rates for 2/10 and 4/10. Explain both twice the rate and the percentage-point change, and say why neither measures every learner’s improvement.. Return to this week and explain what you changed.</w:t>
+      </w:r>
+    </w:p>
+    <w:p>
+      <w:pPr>
+        <w:pStyle w:val="Heading3"/>
+      </w:pPr>
+      <w:r>
+        <w:t>Keep your completed work</w:t>
+      </w:r>
+    </w:p>
+    <w:p>
+      <w:r>
+        <w:t>Use Download completed work in the hosted lesson to export your answers, reflections, practice feedback and code-run evidence. Open the HTML copy to read or print it. Drafts stay in this browser when storage is available; clear drafts on a shared device.</w:t>
+      </w:r>
+    </w:p>
+    <w:p>
+      <w:pPr>
+        <w:pStyle w:val="Heading3"/>
+      </w:pPr>
+      <w:r>
+        <w:t>What I repaired, the evidence I kept and the next test</w:t>
+      </w:r>
+    </w:p>
+    <w:p>
+      <w:r>
+        <w:t>________________________________________________________________</w:t>
+      </w:r>
+    </w:p>
+    <w:p>
+      <w:r>
+        <w:t>________________________________________________________________</w:t>
+      </w:r>
+    </w:p>
+    <w:p>
+      <w:r>
+        <w:t>________________________________________________________________</w:t>
+      </w:r>
+    </w:p>
+    <w:p>
+      <w:r>
+        <w:t>________________________________________________________________</w:t>
+      </w:r>
+    </w:p>
+    <w:p>
+      <w:r>
+        <w:t>________________________________________________________________</w:t>
+      </w:r>
+    </w:p>
     <w:sectPr>
       <w:pgSz w:w="12240" w:h="15840"/>
       <w:pgMar w:top="936" w:right="1008" w:bottom="936" w:left="1008" w:header="720" w:footer="720" w:gutter="0"/>

--- a/downloads/workbook/ai-7-week-08.docx
+++ b/downloads/workbook/ai-7-week-08.docx
@@ -30,33 +30,45 @@
     </w:p>
     <w:p>
       <w:r>
-        <w:t>Try the recall before opening notes. Then use a different colour or a labelled second line to correct your explanation.</w:t>
+        <w:t>Record your starting explanation for Baselines and fair comparisons before opening notes. Show any later correction separately.</w:t>
       </w:r>
     </w:p>
     <w:p>
       <w:pPr>
-        <w:pStyle w:val="Heading3"/>
-      </w:pPr>
-      <w:r>
-        <w:t>Hypotheses and measurable outcomes</w:t>
+        <w:spacing w:line="336" w:lineRule="auto" w:after="180"/>
+      </w:pPr>
+      <w:r>
+        <w:rPr>
+          <w:b w:val="0"/>
+        </w:rPr>
+        <w:t>Try the recall before opening notes. Then use a different colour or a labelled second line to correct your explanation.</w:t>
       </w:r>
     </w:p>
     <w:p>
-      <w:r>
-        <w:t>Without opening the old lesson, explain one key idea from Hypotheses and measurable outcomes. Give an example and a mistake that the idea helps you avoid.</w:t>
+      <w:pPr>
+        <w:pStyle w:val="Heading3"/>
+      </w:pPr>
+      <w:r>
+        <w:t>Hypotheses and measurable outcomes</w:t>
       </w:r>
     </w:p>
     <w:p>
       <w:pPr>
-        <w:pStyle w:val="Heading3"/>
-      </w:pPr>
-      <w:r>
-        <w:t>My remembered idea, example and correction</w:t>
+        <w:spacing w:line="336" w:lineRule="auto" w:after="180"/>
+      </w:pPr>
+      <w:r>
+        <w:rPr>
+          <w:b w:val="0"/>
+        </w:rPr>
+        <w:t>Without opening the old lesson, explain one key idea from Hypotheses and measurable outcomes. Give an example and a mistake that the idea helps you avoid.</w:t>
       </w:r>
     </w:p>
     <w:p>
-      <w:r>
-        <w:t>________________________________________________________________</w:t>
+      <w:pPr>
+        <w:pStyle w:val="Heading3"/>
+      </w:pPr>
+      <w:r>
+        <w:t>My remembered idea, example and correction</w:t>
       </w:r>
     </w:p>
     <w:p>
@@ -70,29 +82,35 @@
       </w:r>
     </w:p>
     <w:p>
-      <w:pPr>
-        <w:pStyle w:val="Heading3"/>
-      </w:pPr>
-      <w:r>
-        <w:t>Replication and reproduction</w:t>
+      <w:r>
+        <w:t>________________________________________________________________</w:t>
       </w:r>
     </w:p>
     <w:p>
-      <w:r>
-        <w:t>Without opening the old lesson, explain one key idea from Replication and reproduction. Give an example and a mistake that the idea helps you avoid.</w:t>
+      <w:pPr>
+        <w:pStyle w:val="Heading3"/>
+      </w:pPr>
+      <w:r>
+        <w:t>Replication and reproduction</w:t>
       </w:r>
     </w:p>
     <w:p>
       <w:pPr>
-        <w:pStyle w:val="Heading3"/>
-      </w:pPr>
-      <w:r>
-        <w:t>My remembered idea, example and correction</w:t>
+        <w:spacing w:line="336" w:lineRule="auto" w:after="180"/>
+      </w:pPr>
+      <w:r>
+        <w:rPr>
+          <w:b w:val="0"/>
+        </w:rPr>
+        <w:t>Without opening the old lesson, explain one key idea from Replication and reproduction. Give an example and a mistake that the idea helps you avoid.</w:t>
       </w:r>
     </w:p>
     <w:p>
-      <w:r>
-        <w:t>________________________________________________________________</w:t>
+      <w:pPr>
+        <w:pStyle w:val="Heading3"/>
+      </w:pPr>
+      <w:r>
+        <w:t>My remembered idea, example and correction</w:t>
       </w:r>
     </w:p>
     <w:p>
@@ -106,29 +124,35 @@
       </w:r>
     </w:p>
     <w:p>
-      <w:pPr>
-        <w:pStyle w:val="Heading3"/>
-      </w:pPr>
-      <w:r>
-        <w:t>Reading a research claim</w:t>
+      <w:r>
+        <w:t>________________________________________________________________</w:t>
       </w:r>
     </w:p>
     <w:p>
-      <w:r>
-        <w:t>Without opening the old lesson, explain one key idea from Reading a research claim. Give an example and a mistake that the idea helps you avoid.</w:t>
+      <w:pPr>
+        <w:pStyle w:val="Heading3"/>
+      </w:pPr>
+      <w:r>
+        <w:t>Reading a research claim</w:t>
       </w:r>
     </w:p>
     <w:p>
       <w:pPr>
-        <w:pStyle w:val="Heading3"/>
-      </w:pPr>
-      <w:r>
-        <w:t>My remembered idea, example and correction</w:t>
+        <w:spacing w:line="336" w:lineRule="auto" w:after="180"/>
+      </w:pPr>
+      <w:r>
+        <w:rPr>
+          <w:b w:val="0"/>
+        </w:rPr>
+        <w:t>Without opening the old lesson, explain one key idea from Reading a research claim. Give an example and a mistake that the idea helps you avoid.</w:t>
       </w:r>
     </w:p>
     <w:p>
-      <w:r>
-        <w:t>________________________________________________________________</w:t>
+      <w:pPr>
+        <w:pStyle w:val="Heading3"/>
+      </w:pPr>
+      <w:r>
+        <w:t>My remembered idea, example and correction</w:t>
       </w:r>
     </w:p>
     <w:p>
@@ -142,16 +166,44 @@
       </w:r>
     </w:p>
     <w:p>
-      <w:pPr>
-        <w:pStyle w:val="Heading1"/>
-      </w:pPr>
-      <w:r>
-        <w:t>02. Practise with fading help</w:t>
+      <w:r>
+        <w:t>________________________________________________________________</w:t>
       </w:r>
     </w:p>
     <w:p>
-      <w:r>
-        <w:t>Use W2: Trace the worked case for Baselines and fair comparisons. Record the answer once; the lesson and workbook refer to the same attempt.</w:t>
+      <w:pPr>
+        <w:pStyle w:val="Heading1"/>
+      </w:pPr>
+      <w:r>
+        <w:t>02. Practise with fading help</w:t>
+      </w:r>
+    </w:p>
+    <w:p>
+      <w:r>
+        <w:t>Complete the supported Baselines and fair comparisons trace and record the first step you can explain without help.</w:t>
+      </w:r>
+    </w:p>
+    <w:p>
+      <w:pPr>
+        <w:spacing w:line="336" w:lineRule="auto" w:after="180"/>
+      </w:pPr>
+      <w:r>
+        <w:rPr>
+          <w:b w:val="0"/>
+        </w:rPr>
+        <w:t xml:space="preserve">Use W2: Trace the worked case for </w:t>
+      </w:r>
+      <w:r>
+        <w:rPr>
+          <w:b/>
+        </w:rPr>
+        <w:t>Baseline</w:t>
+      </w:r>
+      <w:r>
+        <w:rPr>
+          <w:b w:val="0"/>
+        </w:rPr>
+        <w:t>s and fair comparisons. Record the answer once; the lesson and workbook refer to the same attempt.</w:t>
       </w:r>
     </w:p>
     <w:tbl>
@@ -279,25 +331,49 @@
     </w:p>
     <w:p>
       <w:r>
-        <w:t>Use the worked case for Baselines and fair comparisons. Proposed explanation: “The worked result establishes every future case”. Decide whether this explanation is supported. Point to the step or supplied fact that decides; explain your repair if needed.</w:t>
+        <w:t>Check the proposed Baselines and fair comparisons explanation against the supplied facts before discussing it.</w:t>
       </w:r>
     </w:p>
     <w:p>
       <w:pPr>
-        <w:pStyle w:val="Heading3"/>
-      </w:pPr>
-      <w:r>
-        <w:t>My explanation before partner discussion</w:t>
+        <w:spacing w:line="336" w:lineRule="auto" w:after="180"/>
+      </w:pPr>
+      <w:r>
+        <w:rPr>
+          <w:b w:val="0"/>
+        </w:rPr>
+        <w:t xml:space="preserve">Use the worked case for </w:t>
+      </w:r>
+      <w:r>
+        <w:rPr>
+          <w:b/>
+        </w:rPr>
+        <w:t>Baseline</w:t>
+      </w:r>
+      <w:r>
+        <w:rPr>
+          <w:b w:val="0"/>
+        </w:rPr>
+        <w:t>s and fair comparisons. Proposed explanation: “The worked result establishes every future case”. Decide whether this explanation is supported.</w:t>
       </w:r>
     </w:p>
     <w:p>
-      <w:r>
-        <w:t>________________________________________________________________</w:t>
+      <w:pPr>
+        <w:spacing w:line="336" w:lineRule="auto" w:after="180"/>
+      </w:pPr>
+      <w:r>
+        <w:rPr>
+          <w:b w:val="0"/>
+        </w:rPr>
+        <w:t>Point to the step or supplied fact that decides; explain your repair if needed.</w:t>
       </w:r>
     </w:p>
     <w:p>
-      <w:r>
-        <w:t>________________________________________________________________</w:t>
+      <w:pPr>
+        <w:pStyle w:val="Heading3"/>
+      </w:pPr>
+      <w:r>
+        <w:t>My explanation before partner discussion</w:t>
       </w:r>
     </w:p>
     <w:p>
@@ -311,47 +387,66 @@
       </w:r>
     </w:p>
     <w:p>
-      <w:pPr>
-        <w:pStyle w:val="Heading1"/>
-      </w:pPr>
-      <w:r>
-        <w:t>04. Independent transfer case</w:t>
+      <w:r>
+        <w:t>________________________________________________________________</w:t>
       </w:r>
     </w:p>
     <w:p>
-      <w:pPr>
-        <w:pStyle w:val="Heading3"/>
-      </w:pPr>
-      <w:r>
-        <w:t>Independent case: Apply a new case independently</w:t>
+      <w:r>
+        <w:t>________________________________________________________________</w:t>
       </w:r>
     </w:p>
     <w:p>
-      <w:r>
-        <w:t>Model uses12 seconds and baseline2 on each case. Task has a3-second budget. How should results be framed?</w:t>
+      <w:pPr>
+        <w:pStyle w:val="Heading1"/>
+      </w:pPr>
+      <w:r>
+        <w:t>04. Independent transfer case</w:t>
       </w:r>
     </w:p>
     <w:p>
-      <w:pPr>
-        <w:pStyle w:val="Heading3"/>
-      </w:pPr>
-      <w:r>
-        <w:t>My independent explanation, trace and limits</w:t>
+      <w:r>
+        <w:t>Write one first attempt at the reserved independent case before feedback. Repeated copies of that case refer to the same recorded attempt.</w:t>
       </w:r>
     </w:p>
     <w:p>
-      <w:r>
-        <w:t>________________________________________________________________</w:t>
+      <w:pPr>
+        <w:pStyle w:val="Heading3"/>
+      </w:pPr>
+      <w:r>
+        <w:t>Independent case: Apply a new case independently</w:t>
       </w:r>
     </w:p>
     <w:p>
-      <w:r>
-        <w:t>________________________________________________________________</w:t>
+      <w:pPr>
+        <w:spacing w:line="336" w:lineRule="auto" w:after="180"/>
+        <w:shd w:fill="F5F1FB"/>
+      </w:pPr>
+      <w:r>
+        <w:rPr>
+          <w:b w:val="0"/>
+        </w:rPr>
+        <w:t xml:space="preserve">Model uses12 seconds and </w:t>
+      </w:r>
+      <w:r>
+        <w:rPr>
+          <w:b/>
+        </w:rPr>
+        <w:t>baseline</w:t>
+      </w:r>
+      <w:r>
+        <w:rPr>
+          <w:b w:val="0"/>
+        </w:rPr>
+        <w:t>2 on each case. Task has a3-second budget. How should results be framed?</w:t>
       </w:r>
     </w:p>
     <w:p>
-      <w:r>
-        <w:t>________________________________________________________________</w:t>
+      <w:pPr>
+        <w:pStyle w:val="Heading3"/>
+      </w:pPr>
+      <w:r>
+        <w:t>My independent explanation, trace and limits</w:t>
       </w:r>
     </w:p>
     <w:p>
@@ -376,48 +471,96 @@
     </w:p>
     <w:p>
       <w:r>
-        <w:t>Attempt this case before feedback. Record any help. Earlier examples below are further practice; a case already practised with feedback cannot establish fresh transfer.</w:t>
+        <w:t>________________________________________________________________</w:t>
       </w:r>
     </w:p>
     <w:p>
-      <w:pPr>
-        <w:pStyle w:val="Heading1"/>
-      </w:pPr>
-      <w:r>
-        <w:t>05. W1 Explain the mechanism</w:t>
+      <w:r>
+        <w:t>________________________________________________________________</w:t>
       </w:r>
     </w:p>
     <w:p>
       <w:r>
-        <w:t>Explain the weekly mechanism in your own words. Use the worked scenario to name its input, decision rule and output.</w:t>
+        <w:t>________________________________________________________________</w:t>
       </w:r>
     </w:p>
     <w:p>
       <w:pPr>
-        <w:pStyle w:val="Heading3"/>
-      </w:pPr>
-      <w:r>
-        <w:t>My reasoning and evidence</w:t>
+        <w:spacing w:line="336" w:lineRule="auto" w:after="180"/>
+      </w:pPr>
+      <w:r>
+        <w:rPr>
+          <w:b w:val="0"/>
+        </w:rPr>
+        <w:t>Attempt this case before feedback. Record any help. Earlier examples below are further practice; a case already practised with feedback cannot establish fresh transfer.</w:t>
       </w:r>
     </w:p>
     <w:p>
-      <w:r>
-        <w:t>________________________________________________________________</w:t>
+      <w:pPr>
+        <w:pStyle w:val="Heading1"/>
+      </w:pPr>
+      <w:r>
+        <w:t>05. W1 Explain the mechanism</w:t>
       </w:r>
     </w:p>
     <w:p>
       <w:r>
-        <w:t>________________________________________________________________</w:t>
+        <w:t>Explain the mechanism. Apply the supplied Baselines and fair comparisons facts and keep your reasoning.</w:t>
       </w:r>
     </w:p>
     <w:p>
-      <w:r>
-        <w:t>________________________________________________________________</w:t>
+      <w:pPr>
+        <w:spacing w:line="336" w:lineRule="auto" w:after="180"/>
+      </w:pPr>
+      <w:r>
+        <w:rPr>
+          <w:b w:val="0"/>
+        </w:rPr>
+        <w:t xml:space="preserve">Explain the weekly </w:t>
+      </w:r>
+      <w:r>
+        <w:rPr>
+          <w:b/>
+        </w:rPr>
+        <w:t>mechanism</w:t>
+      </w:r>
+      <w:r>
+        <w:rPr>
+          <w:b w:val="0"/>
+        </w:rPr>
+        <w:t xml:space="preserve"> in your own words. Use the worked scenario to name its </w:t>
+      </w:r>
+      <w:r>
+        <w:rPr>
+          <w:b/>
+        </w:rPr>
+        <w:t>input</w:t>
+      </w:r>
+      <w:r>
+        <w:rPr>
+          <w:b w:val="0"/>
+        </w:rPr>
+        <w:t xml:space="preserve">, decision rule and </w:t>
+      </w:r>
+      <w:r>
+        <w:rPr>
+          <w:b/>
+        </w:rPr>
+        <w:t>output</w:t>
+      </w:r>
+      <w:r>
+        <w:rPr>
+          <w:b w:val="0"/>
+        </w:rPr>
+        <w:t>.</w:t>
       </w:r>
     </w:p>
     <w:p>
-      <w:r>
-        <w:t>________________________________________________________________</w:t>
+      <w:pPr>
+        <w:pStyle w:val="Heading3"/>
+      </w:pPr>
+      <w:r>
+        <w:t>My reasoning and evidence</w:t>
       </w:r>
     </w:p>
     <w:p>
@@ -431,24 +574,18 @@
       </w:r>
     </w:p>
     <w:p>
-      <w:pPr>
-        <w:pStyle w:val="Heading1"/>
-      </w:pPr>
-      <w:r>
-        <w:t>06. W2 Trace the worked case</w:t>
+      <w:r>
+        <w:t>________________________________________________________________</w:t>
       </w:r>
     </w:p>
     <w:p>
       <w:r>
-        <w:t>Assistant gets current register; baseline gets an obsolete one. Assistant scores higher. Show the intermediate steps and give the conclusion with its scope.</w:t>
+        <w:t>________________________________________________________________</w:t>
       </w:r>
     </w:p>
     <w:p>
-      <w:pPr>
-        <w:pStyle w:val="Heading3"/>
-      </w:pPr>
-      <w:r>
-        <w:t>My reasoning and evidence</w:t>
+      <w:r>
+        <w:t>________________________________________________________________</w:t>
       </w:r>
     </w:p>
     <w:p>
@@ -457,23 +594,47 @@
       </w:r>
     </w:p>
     <w:p>
-      <w:r>
-        <w:t>________________________________________________________________</w:t>
+      <w:pPr>
+        <w:pStyle w:val="Heading1"/>
+      </w:pPr>
+      <w:r>
+        <w:t>06. W2 Trace the worked case</w:t>
       </w:r>
     </w:p>
     <w:p>
       <w:r>
-        <w:t>________________________________________________________________</w:t>
+        <w:t>Trace the worked case. Apply the supplied Baselines and fair comparisons facts and keep your reasoning.</w:t>
       </w:r>
     </w:p>
     <w:p>
-      <w:r>
-        <w:t>________________________________________________________________</w:t>
+      <w:pPr>
+        <w:spacing w:line="336" w:lineRule="auto" w:after="180"/>
+      </w:pPr>
+      <w:r>
+        <w:rPr>
+          <w:b w:val="0"/>
+        </w:rPr>
+        <w:t xml:space="preserve">Assistant gets current register; </w:t>
+      </w:r>
+      <w:r>
+        <w:rPr>
+          <w:b/>
+        </w:rPr>
+        <w:t>baseline</w:t>
+      </w:r>
+      <w:r>
+        <w:rPr>
+          <w:b w:val="0"/>
+        </w:rPr>
+        <w:t xml:space="preserve"> gets an obsolete one. Assistant scores higher. Show the intermediate steps and give the conclusion with its scope.</w:t>
       </w:r>
     </w:p>
     <w:p>
-      <w:r>
-        <w:t>________________________________________________________________</w:t>
+      <w:pPr>
+        <w:pStyle w:val="Heading3"/>
+      </w:pPr>
+      <w:r>
+        <w:t>My reasoning and evidence</w:t>
       </w:r>
     </w:p>
     <w:p>
@@ -487,24 +648,18 @@
       </w:r>
     </w:p>
     <w:p>
-      <w:pPr>
-        <w:pStyle w:val="Heading1"/>
-      </w:pPr>
-      <w:r>
-        <w:t>07. W3 Audit the limit</w:t>
+      <w:r>
+        <w:t>________________________________________________________________</w:t>
       </w:r>
     </w:p>
     <w:p>
       <w:r>
-        <w:t>A report omits this qualification: A baseline is credible relative to the task, not merely a procedure easy to outperform. Explain how omitting it could change a reader's interpretation, and write an accurate replacement.</w:t>
+        <w:t>________________________________________________________________</w:t>
       </w:r>
     </w:p>
     <w:p>
-      <w:pPr>
-        <w:pStyle w:val="Heading3"/>
-      </w:pPr>
-      <w:r>
-        <w:t>My reasoning and evidence</w:t>
+      <w:r>
+        <w:t>________________________________________________________________</w:t>
       </w:r>
     </w:p>
     <w:p>
@@ -518,44 +673,62 @@
       </w:r>
     </w:p>
     <w:p>
-      <w:r>
-        <w:t>________________________________________________________________</w:t>
+      <w:pPr>
+        <w:pStyle w:val="Heading1"/>
+      </w:pPr>
+      <w:r>
+        <w:t>07. W3 Audit the limit</w:t>
       </w:r>
     </w:p>
     <w:p>
       <w:r>
-        <w:t>________________________________________________________________</w:t>
+        <w:t>Audit the limit. Apply the supplied Baselines and fair comparisons facts and keep your reasoning.</w:t>
       </w:r>
     </w:p>
     <w:p>
-      <w:r>
-        <w:t>________________________________________________________________</w:t>
+      <w:pPr>
+        <w:spacing w:line="336" w:lineRule="auto" w:after="180"/>
+      </w:pPr>
+      <w:r>
+        <w:rPr>
+          <w:b w:val="0"/>
+        </w:rPr>
+        <w:t xml:space="preserve">A report omits this qualification: A </w:t>
+      </w:r>
+      <w:r>
+        <w:rPr>
+          <w:b/>
+        </w:rPr>
+        <w:t>baseline</w:t>
+      </w:r>
+      <w:r>
+        <w:rPr>
+          <w:b w:val="0"/>
+        </w:rPr>
+        <w:t xml:space="preserve"> is credible relative to the task, not merely a procedure easy to outperform. Explain how omitting it could change a reader's interpretation, and write an accurate replacement.</w:t>
       </w:r>
     </w:p>
     <w:p>
-      <w:r>
-        <w:t>________________________________________________________________</w:t>
+      <w:pPr>
+        <w:pStyle w:val="Heading3"/>
+      </w:pPr>
+      <w:r>
+        <w:t>My reasoning and evidence</w:t>
       </w:r>
     </w:p>
     <w:p>
-      <w:pPr>
-        <w:pStyle w:val="Heading1"/>
-      </w:pPr>
-      <w:r>
-        <w:t>08. W4 Apply a new case independently</w:t>
+      <w:r>
+        <w:t>________________________________________________________________</w:t>
       </w:r>
     </w:p>
     <w:p>
       <w:r>
-        <w:t>Model uses12 seconds and baseline2 on each case. Task has a3-second budget. How should results be framed?</w:t>
+        <w:t>________________________________________________________________</w:t>
       </w:r>
     </w:p>
     <w:p>
-      <w:pPr>
-        <w:pStyle w:val="Heading3"/>
-      </w:pPr>
-      <w:r>
-        <w:t>My reasoning and evidence</w:t>
+      <w:r>
+        <w:t>________________________________________________________________</w:t>
       </w:r>
     </w:p>
     <w:p>
@@ -574,23 +747,48 @@
       </w:r>
     </w:p>
     <w:p>
-      <w:r>
-        <w:t>________________________________________________________________</w:t>
+      <w:pPr>
+        <w:pStyle w:val="Heading1"/>
+      </w:pPr>
+      <w:r>
+        <w:t>08. W4 Apply a new case independently</w:t>
       </w:r>
     </w:p>
     <w:p>
       <w:r>
-        <w:t>________________________________________________________________</w:t>
+        <w:t>Attempt before feedback. If this repeats the selected independent case, reuse that first attempt; otherwise keep a separate record. Apply a new case independently. Apply the supplied Baselines and fair comparisons facts and keep your reasoning.</w:t>
       </w:r>
     </w:p>
     <w:p>
-      <w:r>
-        <w:t>________________________________________________________________</w:t>
+      <w:pPr>
+        <w:spacing w:line="336" w:lineRule="auto" w:after="180"/>
+        <w:shd w:fill="F5F1FB"/>
+      </w:pPr>
+      <w:r>
+        <w:rPr>
+          <w:b w:val="0"/>
+        </w:rPr>
+        <w:t xml:space="preserve">Model uses12 seconds and </w:t>
+      </w:r>
+      <w:r>
+        <w:rPr>
+          <w:b/>
+        </w:rPr>
+        <w:t>baseline</w:t>
+      </w:r>
+      <w:r>
+        <w:rPr>
+          <w:b w:val="0"/>
+        </w:rPr>
+        <w:t>2 on each case. Task has a3-second budget. How should results be framed?</w:t>
       </w:r>
     </w:p>
     <w:p>
-      <w:r>
-        <w:t>________________________________________________________________</w:t>
+      <w:pPr>
+        <w:pStyle w:val="Heading3"/>
+      </w:pPr>
+      <w:r>
+        <w:t>My reasoning and evidence</w:t>
       </w:r>
     </w:p>
     <w:p>
@@ -599,24 +797,18 @@
       </w:r>
     </w:p>
     <w:p>
-      <w:pPr>
-        <w:pStyle w:val="Heading1"/>
-      </w:pPr>
-      <w:r>
-        <w:t>09. W5 Design a revealing follow-up</w:t>
+      <w:r>
+        <w:t>________________________________________________________________</w:t>
       </w:r>
     </w:p>
     <w:p>
       <w:r>
-        <w:t>For the worked scenario, propose one additional case that could reveal a failure, describe its expected outcome before running it, and explain what would need to remain fixed for a fair comparison. Do not reuse W4 as a new final test after receiving feedback.</w:t>
+        <w:t>________________________________________________________________</w:t>
       </w:r>
     </w:p>
     <w:p>
-      <w:pPr>
-        <w:pStyle w:val="Heading3"/>
-      </w:pPr>
-      <w:r>
-        <w:t>My reasoning and evidence</w:t>
+      <w:r>
+        <w:t>________________________________________________________________</w:t>
       </w:r>
     </w:p>
     <w:p>
@@ -640,39 +832,51 @@
       </w:r>
     </w:p>
     <w:p>
-      <w:r>
-        <w:t>________________________________________________________________</w:t>
+      <w:pPr>
+        <w:pStyle w:val="Heading1"/>
+      </w:pPr>
+      <w:r>
+        <w:t>09. W5 Design a revealing follow-up</w:t>
       </w:r>
     </w:p>
     <w:p>
       <w:r>
-        <w:t>________________________________________________________________</w:t>
+        <w:t>Design a revealing follow-up. Apply the supplied Baselines and fair comparisons facts and keep your reasoning.</w:t>
       </w:r>
     </w:p>
     <w:p>
-      <w:r>
-        <w:t>________________________________________________________________</w:t>
+      <w:pPr>
+        <w:spacing w:line="336" w:lineRule="auto" w:after="180"/>
+      </w:pPr>
+      <w:r>
+        <w:rPr>
+          <w:b w:val="0"/>
+        </w:rPr>
+        <w:t>For the worked scenario, propose one additional case that could reveal a failure, describe its expected outcome before running it, and explain what would need to remain fixed for a fair comparison.</w:t>
       </w:r>
     </w:p>
     <w:p>
       <w:pPr>
-        <w:pStyle w:val="Heading1"/>
-      </w:pPr>
-      <w:r>
-        <w:t>10. Project checkpoint and reflection</w:t>
+        <w:spacing w:line="336" w:lineRule="auto" w:after="180"/>
+      </w:pPr>
+      <w:r>
+        <w:rPr>
+          <w:b w:val="0"/>
+        </w:rPr>
+        <w:t>Do not reuse W4 as a new final test after receiving feedback.</w:t>
       </w:r>
     </w:p>
     <w:p>
-      <w:r>
-        <w:t>Add a labelled baselines and fair comparisons evidence sheet to Reproducible AI Research Study. Show how you can explain the mechanism and terminology of baselines and fair comparisons. Use the supplied fictional case and keep its inputs, intermediate steps, calculation or prediction, and limitation. Connect this record to last week’s record; a matching answer without a trace is insufficient.</w:t>
+      <w:pPr>
+        <w:pStyle w:val="Heading3"/>
+      </w:pPr>
+      <w:r>
+        <w:t>My reasoning and evidence</w:t>
       </w:r>
     </w:p>
     <w:p>
-      <w:pPr>
-        <w:pStyle w:val="Heading3"/>
-      </w:pPr>
-      <w:r>
-        <w:t>My project change, supporting evidence and remaining limit</w:t>
+      <w:r>
+        <w:t>________________________________________________________________</w:t>
       </w:r>
     </w:p>
     <w:p>
@@ -710,7 +914,157 @@
         <w:pStyle w:val="Heading1"/>
       </w:pPr>
       <w:r>
+        <w:t>10. Project checkpoint and reflection</w:t>
+      </w:r>
+    </w:p>
+    <w:p>
+      <w:r>
+        <w:t>Connect Baselines and fair comparisons to Reproducible AI Research Study, identify a limit and choose the next useful test.</w:t>
+      </w:r>
+    </w:p>
+    <w:p>
+      <w:pPr>
+        <w:spacing w:line="336" w:lineRule="auto" w:after="180"/>
+      </w:pPr>
+      <w:r>
+        <w:rPr>
+          <w:b w:val="0"/>
+        </w:rPr>
+        <w:t xml:space="preserve">Add a labelled </w:t>
+      </w:r>
+      <w:r>
+        <w:rPr>
+          <w:b/>
+        </w:rPr>
+        <w:t>baseline</w:t>
+      </w:r>
+      <w:r>
+        <w:rPr>
+          <w:b w:val="0"/>
+        </w:rPr>
+        <w:t xml:space="preserve">s and fair comparisons </w:t>
+      </w:r>
+      <w:r>
+        <w:rPr>
+          <w:b/>
+        </w:rPr>
+        <w:t>evidence</w:t>
+      </w:r>
+      <w:r>
+        <w:rPr>
+          <w:b w:val="0"/>
+        </w:rPr>
+        <w:t xml:space="preserve"> sheet to Reproducible AI Research Study. Show how you can explain the </w:t>
+      </w:r>
+      <w:r>
+        <w:rPr>
+          <w:b/>
+        </w:rPr>
+        <w:t>mechanism</w:t>
+      </w:r>
+      <w:r>
+        <w:rPr>
+          <w:b w:val="0"/>
+        </w:rPr>
+        <w:t xml:space="preserve"> and terminology of </w:t>
+      </w:r>
+      <w:r>
+        <w:rPr>
+          <w:b/>
+        </w:rPr>
+        <w:t>baseline</w:t>
+      </w:r>
+      <w:r>
+        <w:rPr>
+          <w:b w:val="0"/>
+        </w:rPr>
+        <w:t>s and fair comparisons.</w:t>
+      </w:r>
+    </w:p>
+    <w:p>
+      <w:pPr>
+        <w:spacing w:line="336" w:lineRule="auto" w:after="180"/>
+      </w:pPr>
+      <w:r>
+        <w:rPr>
+          <w:b w:val="0"/>
+        </w:rPr>
+        <w:t xml:space="preserve">Use the supplied fictional case and keep its </w:t>
+      </w:r>
+      <w:r>
+        <w:rPr>
+          <w:b/>
+        </w:rPr>
+        <w:t>input</w:t>
+      </w:r>
+      <w:r>
+        <w:rPr>
+          <w:b w:val="0"/>
+        </w:rPr>
+        <w:t xml:space="preserve">s, intermediate steps, calculation or </w:t>
+      </w:r>
+      <w:r>
+        <w:rPr>
+          <w:b/>
+        </w:rPr>
+        <w:t>prediction</w:t>
+      </w:r>
+      <w:r>
+        <w:rPr>
+          <w:b w:val="0"/>
+        </w:rPr>
+        <w:t>, and limitation. Connect this record to last week’s record; a matching answer without a trace is insufficient.</w:t>
+      </w:r>
+    </w:p>
+    <w:p>
+      <w:pPr>
+        <w:pStyle w:val="Heading3"/>
+      </w:pPr>
+      <w:r>
+        <w:t>My project change, supporting evidence and remaining limit</w:t>
+      </w:r>
+    </w:p>
+    <w:p>
+      <w:r>
+        <w:t>________________________________________________________________</w:t>
+      </w:r>
+    </w:p>
+    <w:p>
+      <w:r>
+        <w:t>________________________________________________________________</w:t>
+      </w:r>
+    </w:p>
+    <w:p>
+      <w:r>
+        <w:t>________________________________________________________________</w:t>
+      </w:r>
+    </w:p>
+    <w:p>
+      <w:r>
+        <w:t>________________________________________________________________</w:t>
+      </w:r>
+    </w:p>
+    <w:p>
+      <w:r>
+        <w:t>________________________________________________________________</w:t>
+      </w:r>
+    </w:p>
+    <w:p>
+      <w:r>
+        <w:t>________________________________________________________________</w:t>
+      </w:r>
+    </w:p>
+    <w:p>
+      <w:pPr>
+        <w:pStyle w:val="Heading1"/>
+      </w:pPr>
+      <w:r>
         <w:t>11. Feedback, return check and learning record</w:t>
+      </w:r>
+    </w:p>
+    <w:p>
+      <w:r>
+        <w:t>Record the first repaired step and a different case to revisit after a delay.</w:t>
       </w:r>
     </w:p>
     <w:tbl>
@@ -850,7 +1204,13 @@
       </w:tr>
     </w:tbl>
     <w:p>
-      <w:r>
+      <w:pPr>
+        <w:spacing w:line="336" w:lineRule="auto" w:after="180"/>
+      </w:pPr>
+      <w:r>
+        <w:rPr>
+          <w:b w:val="0"/>
+        </w:rPr>
         <w:t>Revisit this idea with your teacher after a delay. Familiarity is different from explaining and using it on a changed case.</w:t>
       </w:r>
     </w:p>
@@ -864,11 +1224,40 @@
     </w:p>
     <w:p>
       <w:r>
-        <w:t>A baseline deserves a fair chance. Two classifiers answer the same eight fixed questions with the same allowed sources.</w:t>
+        <w:t>A baseline deserves a fair chance. Two classifiers answer the same eight fixed questions with the same allowed sources. Explain the labelled step before checking the changed condition.</w:t>
       </w:r>
     </w:p>
     <w:p>
-      <w:r>
+      <w:pPr>
+        <w:spacing w:line="336" w:lineRule="auto" w:after="180"/>
+      </w:pPr>
+      <w:r>
+        <w:rPr>
+          <w:b w:val="0"/>
+        </w:rPr>
+        <w:t xml:space="preserve">A </w:t>
+      </w:r>
+      <w:r>
+        <w:rPr>
+          <w:b/>
+        </w:rPr>
+        <w:t>baseline</w:t>
+      </w:r>
+      <w:r>
+        <w:rPr>
+          <w:b w:val="0"/>
+        </w:rPr>
+        <w:t xml:space="preserve"> deserves a fair chance. Two classifiers answer the same eight fixed questions with the same allowed sources.</w:t>
+      </w:r>
+    </w:p>
+    <w:p>
+      <w:pPr>
+        <w:spacing w:line="336" w:lineRule="auto" w:after="180"/>
+      </w:pPr>
+      <w:r>
+        <w:rPr>
+          <w:b w:val="0"/>
+        </w:rPr>
         <w:t>Simple rule A: 6/8 correct. New model B: 7/8 correct. No test case is used to tune either version.</w:t>
       </w:r>
     </w:p>
@@ -945,8 +1334,27 @@
       </w:r>
     </w:p>
     <w:p>
-      <w:r>
-        <w:t>Calculate 6/8 and 7/8 correctness and name the one-case gain. Why is giving B the answer key incompatible with an unseen comparison to the simple baseline?</w:t>
+      <w:pPr>
+        <w:spacing w:line="336" w:lineRule="auto" w:after="180"/>
+        <w:shd w:fill="F5F1FB"/>
+      </w:pPr>
+      <w:r>
+        <w:rPr>
+          <w:b w:val="0"/>
+        </w:rPr>
+        <w:t xml:space="preserve">Calculate 6/8 and 7/8 correctness and name the one-case gain. Why is giving B the answer key incompatible with an unseen comparison to the simple </w:t>
+      </w:r>
+      <w:r>
+        <w:rPr>
+          <w:b/>
+        </w:rPr>
+        <w:t>baseline</w:t>
+      </w:r>
+      <w:r>
+        <w:rPr>
+          <w:b w:val="0"/>
+        </w:rPr>
+        <w:t>?</w:t>
       </w:r>
     </w:p>
     <w:p>
@@ -988,35 +1396,126 @@
       </w:r>
     </w:p>
     <w:p>
-      <w:r>
-        <w:t>Support used: alone / hint / worked example. This record is practice evidence.</w:t>
+      <w:pPr>
+        <w:pStyle w:val="Heading3"/>
+      </w:pPr>
+      <w:r>
+        <w:t>Record the help used</w:t>
       </w:r>
     </w:p>
     <w:p>
-      <w:r>
-        <w:t>Project connection: For the Reproducible AI Research Study, retain an annotated worked trace and the changed-case reasoning. Connect the claim to its records, units and assumptions so another investigator can challenge or reproduce it.</w:t>
+      <w:pPr>
+        <w:spacing w:line="336" w:lineRule="auto" w:after="180"/>
+        <w:shd w:fill="F1F6F8"/>
+      </w:pPr>
+      <w:r>
+        <w:rPr>
+          <w:b w:val="0"/>
+        </w:rPr>
+        <w:t xml:space="preserve">Support used: alone / hint / worked example. This record is practice </w:t>
+      </w:r>
+      <w:r>
+        <w:rPr>
+          <w:b/>
+        </w:rPr>
+        <w:t>evidence</w:t>
+      </w:r>
+      <w:r>
+        <w:rPr>
+          <w:b w:val="0"/>
+        </w:rPr>
+        <w:t>.</w:t>
       </w:r>
     </w:p>
     <w:p>
       <w:pPr>
-        <w:pStyle w:val="Heading1"/>
-      </w:pPr>
-      <w:r>
-        <w:t>13. Project portfolio milestone</w:t>
+        <w:spacing w:line="336" w:lineRule="auto" w:after="180"/>
+      </w:pPr>
+      <w:r>
+        <w:rPr>
+          <w:b w:val="0"/>
+        </w:rPr>
+        <w:t>Project connection: For the Reproducible AI Research Study, retain an annotated worked trace and the changed-case reasoning.</w:t>
       </w:r>
     </w:p>
     <w:p>
-      <w:r>
-        <w:t>Project: Reproducible AI Research Study</w:t>
+      <w:pPr>
+        <w:spacing w:line="336" w:lineRule="auto" w:after="180"/>
+      </w:pPr>
+      <w:r>
+        <w:rPr>
+          <w:b w:val="0"/>
+        </w:rPr>
+        <w:t>Connect the claim to its records, units and assumptions so another investigator can challenge or reproduce it.</w:t>
       </w:r>
     </w:p>
     <w:p>
-      <w:r>
-        <w:t>Current milestone: Make a transparent first version. Keep a trace of how one input becomes an output; explain the rule or learned component.</w:t>
+      <w:pPr>
+        <w:pStyle w:val="Heading1"/>
+      </w:pPr>
+      <w:r>
+        <w:t>13. Project portfolio milestone</w:t>
       </w:r>
     </w:p>
     <w:p>
       <w:r>
+        <w:t>Keep this week’s input, deciding step, result and limit together in the Reproducible AI Research Study record.</w:t>
+      </w:r>
+    </w:p>
+    <w:p>
+      <w:pPr>
+        <w:spacing w:line="336" w:lineRule="auto" w:after="180"/>
+      </w:pPr>
+      <w:r>
+        <w:rPr>
+          <w:b w:val="0"/>
+        </w:rPr>
+        <w:t>Project: Reproducible AI Research Study</w:t>
+      </w:r>
+    </w:p>
+    <w:p>
+      <w:pPr>
+        <w:spacing w:line="336" w:lineRule="auto" w:after="180"/>
+      </w:pPr>
+      <w:r>
+        <w:rPr>
+          <w:b w:val="0"/>
+        </w:rPr>
+        <w:t xml:space="preserve">Current milestone: Make a transparent first version. Keep a trace of how one </w:t>
+      </w:r>
+      <w:r>
+        <w:rPr>
+          <w:b/>
+        </w:rPr>
+        <w:t>input</w:t>
+      </w:r>
+      <w:r>
+        <w:rPr>
+          <w:b w:val="0"/>
+        </w:rPr>
+        <w:t xml:space="preserve"> becomes an </w:t>
+      </w:r>
+      <w:r>
+        <w:rPr>
+          <w:b/>
+        </w:rPr>
+        <w:t>output</w:t>
+      </w:r>
+      <w:r>
+        <w:rPr>
+          <w:b w:val="0"/>
+        </w:rPr>
+        <w:t>; explain the rule or learned component.</w:t>
+      </w:r>
+    </w:p>
+    <w:p>
+      <w:pPr>
+        <w:spacing w:line="336" w:lineRule="auto" w:after="180"/>
+      </w:pPr>
+      <w:r>
+        <w:rPr>
+          <w:b w:val="0"/>
+        </w:rPr>
         <w:t>For the Reproducible AI Research Study, retain an annotated worked trace and the changed-case reasoning. Connect the claim to its records, units and assumptions so another investigator can challenge or reproduce it.</w:t>
       </w:r>
     </w:p>
@@ -1179,53 +1678,110 @@
     </w:p>
     <w:p>
       <w:r>
-        <w:t>Use this supported practice once, in the browser or on paper. Keep the reserved independent assessment for a separate first attempt before teacher feedback.</w:t>
+        <w:t>Try the supported questions before comparing with hints and feedback. Record what you repaired and the evidence you retained.</w:t>
       </w:r>
     </w:p>
     <w:p>
-      <w:r>
-        <w:t>A baseline deserves a fair chance. Two classifiers answer the same eight fixed questions with the same allowed sources.</w:t>
+      <w:pPr>
+        <w:spacing w:line="336" w:lineRule="auto" w:after="180"/>
+      </w:pPr>
+      <w:r>
+        <w:rPr>
+          <w:b w:val="0"/>
+        </w:rPr>
+        <w:t>Use this supported practice once, in the browser or on paper. Keep the reserved independent assessment for a separate first attempt before teacher feedback.</w:t>
       </w:r>
     </w:p>
     <w:p>
       <w:pPr>
-        <w:pStyle w:val="Heading3"/>
-      </w:pPr>
-      <w:r>
-        <w:t>Practice 1: explain the deciding evidence</w:t>
+        <w:spacing w:line="336" w:lineRule="auto" w:after="180"/>
+      </w:pPr>
+      <w:r>
+        <w:rPr>
+          <w:b w:val="0"/>
+        </w:rPr>
+        <w:t xml:space="preserve">A </w:t>
+      </w:r>
+      <w:r>
+        <w:rPr>
+          <w:b/>
+        </w:rPr>
+        <w:t>baseline</w:t>
+      </w:r>
+      <w:r>
+        <w:rPr>
+          <w:b w:val="0"/>
+        </w:rPr>
+        <w:t xml:space="preserve"> deserves a fair chance. Two classifiers answer the same eight fixed questions with the same allowed sources.</w:t>
       </w:r>
     </w:p>
     <w:p>
-      <w:r>
-        <w:t>Which labelled step matches this detail? B adds one correct case here; compare resources and failure types too.</w:t>
+      <w:pPr>
+        <w:pStyle w:val="Heading3"/>
+      </w:pPr>
+      <w:r>
+        <w:t>Practice 1: explain the deciding evidence</w:t>
       </w:r>
     </w:p>
     <w:p>
-      <w:r>
-        <w:t>1. Declare baseline</w:t>
+      <w:pPr>
+        <w:spacing w:line="336" w:lineRule="auto" w:after="180"/>
+      </w:pPr>
+      <w:r>
+        <w:rPr>
+          <w:b w:val="0"/>
+        </w:rPr>
+        <w:t>Which labelled step matches this detail? B adds one correct case here; compare resources and failure types too.</w:t>
       </w:r>
     </w:p>
     <w:p>
-      <w:r>
-        <w:t>2. Interpret cautiously</w:t>
+      <w:pPr>
+        <w:spacing w:line="336" w:lineRule="auto" w:after="180"/>
+        <w:shd w:fill="F4F9FC"/>
+      </w:pPr>
+      <w:r>
+        <w:rPr>
+          <w:b w:val="0"/>
+        </w:rPr>
+        <w:t xml:space="preserve">1. Declare </w:t>
+      </w:r>
+      <w:r>
+        <w:rPr>
+          <w:b/>
+        </w:rPr>
+        <w:t>baseline</w:t>
       </w:r>
     </w:p>
     <w:p>
-      <w:r>
-        <w:t>3. Measure fairly</w:t>
+      <w:pPr>
+        <w:spacing w:line="336" w:lineRule="auto" w:after="180"/>
+        <w:shd w:fill="F4F9FC"/>
+      </w:pPr>
+      <w:r>
+        <w:rPr>
+          <w:b w:val="0"/>
+        </w:rPr>
+        <w:t>2. Interpret cautiously</w:t>
       </w:r>
     </w:p>
     <w:p>
       <w:pPr>
-        <w:pStyle w:val="Heading3"/>
-      </w:pPr>
-      <w:r>
-        <w:t>My selected conclusion, deciding fact and explanation</w:t>
+        <w:spacing w:line="336" w:lineRule="auto" w:after="180"/>
+        <w:shd w:fill="F4F9FC"/>
+      </w:pPr>
+      <w:r>
+        <w:rPr>
+          <w:b w:val="0"/>
+        </w:rPr>
+        <w:t>3. Measure fairly</w:t>
       </w:r>
     </w:p>
     <w:p>
-      <w:r>
-        <w:t>________________________________________________________________</w:t>
+      <w:pPr>
+        <w:pStyle w:val="Heading3"/>
+      </w:pPr>
+      <w:r>
+        <w:t>My selected conclusion, deciding fact and explanation</w:t>
       </w:r>
     </w:p>
     <w:p>
@@ -1250,40 +1806,79 @@
     </w:p>
     <w:p>
       <w:r>
-        <w:t>Hint if needed: Read the steps in the pictorial case. Match the supplied detail to the stage that performs or records it.</w:t>
+        <w:t>________________________________________________________________</w:t>
       </w:r>
     </w:p>
     <w:p>
-      <w:r>
-        <w:t>After your attempt, compare with the supported explanation: Interpret cautiously B adds one correct case here; compare resources and failure types too. A baseline anchors the claim of improvement. Fair comparison keeps information access, cases and scoring aligned while allowing the declared method difference.</w:t>
+      <w:pPr>
+        <w:pStyle w:val="Heading3"/>
+      </w:pPr>
+      <w:r>
+        <w:t>Hint · try first</w:t>
       </w:r>
     </w:p>
     <w:p>
       <w:pPr>
-        <w:pStyle w:val="Heading3"/>
-      </w:pPr>
-      <w:r>
-        <w:t>Practice 2: explain the deciding evidence</w:t>
+        <w:spacing w:line="336" w:lineRule="auto" w:after="180"/>
+        <w:shd w:fill="F1F6F8"/>
+      </w:pPr>
+      <w:r>
+        <w:rPr>
+          <w:b w:val="0"/>
+        </w:rPr>
+        <w:t>Hint if needed: Read the steps in the pictorial case. Match the supplied detail to the stage that performs or records it.</w:t>
       </w:r>
     </w:p>
     <w:p>
-      <w:r>
-        <w:t>Changed-case practice: Give B the answer key before testing. Which conclusion is supported by the supplied facts?</w:t>
+      <w:pPr>
+        <w:pStyle w:val="Heading3"/>
+      </w:pPr>
+      <w:r>
+        <w:t>Feedback · compare after trying</w:t>
       </w:r>
     </w:p>
     <w:p>
-      <w:r>
-        <w:t>1. We can decide the result without examining the changed input or the procedure.</w:t>
+      <w:pPr>
+        <w:spacing w:line="336" w:lineRule="auto" w:after="180"/>
+        <w:shd w:fill="F1F6FC"/>
+      </w:pPr>
+      <w:r>
+        <w:rPr>
+          <w:b w:val="0"/>
+        </w:rPr>
+        <w:t xml:space="preserve">After your attempt, compare with the supported explanation: Interpret cautiously B adds one correct case here; compare resources and failure types too. A </w:t>
+      </w:r>
+      <w:r>
+        <w:rPr>
+          <w:b/>
+        </w:rPr>
+        <w:t>baseline</w:t>
+      </w:r>
+      <w:r>
+        <w:rPr>
+          <w:b w:val="0"/>
+        </w:rPr>
+        <w:t xml:space="preserve"> anchors the claim of improvement.</w:t>
       </w:r>
     </w:p>
     <w:p>
-      <w:r>
-        <w:t>2. The resulting comparison is invalid as unseen evaluation.</w:t>
+      <w:pPr>
+        <w:spacing w:line="336" w:lineRule="auto" w:after="180"/>
+        <w:shd w:fill="F1F6FC"/>
+      </w:pPr>
+      <w:r>
+        <w:rPr>
+          <w:b w:val="0"/>
+        </w:rPr>
+        <w:t>Fair comparison keeps information access, cases and scoring aligned while allowing the declared method difference.</w:t>
       </w:r>
     </w:p>
     <w:p>
-      <w:r>
-        <w:t>3. This one example guarantees correct results for every future input.</w:t>
+      <w:pPr>
+        <w:pStyle w:val="Heading3"/>
+      </w:pPr>
+      <w:r>
+        <w:t>Practice 2: explain the deciding evidence</w:t>
       </w:r>
     </w:p>
     <w:p>
@@ -1291,91 +1886,1040 @@
         <w:pStyle w:val="Heading3"/>
       </w:pPr>
       <w:r>
-        <w:t>My selected conclusion, deciding fact and explanation</w:t>
+        <w:t>Changed case · predict first</w:t>
       </w:r>
     </w:p>
     <w:p>
-      <w:r>
-        <w:t>________________________________________________________________</w:t>
+      <w:pPr>
+        <w:spacing w:line="336" w:lineRule="auto" w:after="180"/>
+        <w:shd w:fill="F5F1FB"/>
+      </w:pPr>
+      <w:r>
+        <w:rPr>
+          <w:b w:val="0"/>
+        </w:rPr>
+        <w:t>Changed-case practice: Give B the answer key before testing. Which conclusion is supported by the supplied facts?</w:t>
       </w:r>
     </w:p>
     <w:p>
-      <w:r>
-        <w:t>________________________________________________________________</w:t>
+      <w:pPr>
+        <w:spacing w:line="336" w:lineRule="auto" w:after="180"/>
+        <w:shd w:fill="F4F9FC"/>
+      </w:pPr>
+      <w:r>
+        <w:rPr>
+          <w:b w:val="0"/>
+        </w:rPr>
+        <w:t xml:space="preserve">1. We can decide the result without examining the changed </w:t>
+      </w:r>
+      <w:r>
+        <w:rPr>
+          <w:b/>
+        </w:rPr>
+        <w:t>input</w:t>
+      </w:r>
+      <w:r>
+        <w:rPr>
+          <w:b w:val="0"/>
+        </w:rPr>
+        <w:t xml:space="preserve"> or the procedure.</w:t>
       </w:r>
     </w:p>
     <w:p>
-      <w:r>
-        <w:t>________________________________________________________________</w:t>
+      <w:pPr>
+        <w:spacing w:line="336" w:lineRule="auto" w:after="180"/>
+        <w:shd w:fill="F4F9FC"/>
+      </w:pPr>
+      <w:r>
+        <w:rPr>
+          <w:b w:val="0"/>
+        </w:rPr>
+        <w:t>2. The resulting comparison is invalid as unseen evaluation.</w:t>
       </w:r>
     </w:p>
     <w:p>
-      <w:r>
-        <w:t>________________________________________________________________</w:t>
+      <w:pPr>
+        <w:spacing w:line="336" w:lineRule="auto" w:after="180"/>
+        <w:shd w:fill="F4F9FC"/>
+      </w:pPr>
+      <w:r>
+        <w:rPr>
+          <w:b w:val="0"/>
+        </w:rPr>
+        <w:t xml:space="preserve">3. This one example guarantees correct results for every future </w:t>
+      </w:r>
+      <w:r>
+        <w:rPr>
+          <w:b/>
+        </w:rPr>
+        <w:t>input</w:t>
+      </w:r>
+      <w:r>
+        <w:rPr>
+          <w:b w:val="0"/>
+        </w:rPr>
+        <w:t>.</w:t>
       </w:r>
     </w:p>
     <w:p>
-      <w:r>
-        <w:t>________________________________________________________________</w:t>
+      <w:pPr>
+        <w:pStyle w:val="Heading3"/>
+      </w:pPr>
+      <w:r>
+        <w:t>My selected conclusion, deciding fact and explanation</w:t>
       </w:r>
     </w:p>
     <w:p>
       <w:r>
-        <w:t>Hint if needed: Use the changed condition and the deciding step in the pictorial trace. The answer must say what follows from those facts.</w:t>
+        <w:t>________________________________________________________________</w:t>
       </w:r>
     </w:p>
     <w:p>
       <w:r>
-        <w:t>After your attempt, compare with the supported explanation: The resulting comparison is invalid as unseen evaluation. B would receive privileged information that A did not receive.</w:t>
+        <w:t>________________________________________________________________</w:t>
       </w:r>
     </w:p>
     <w:p>
-      <w:pPr>
-        <w:pStyle w:val="Heading3"/>
-      </w:pPr>
-      <w:r>
-        <w:t>Repair a missing building block</w:t>
+      <w:r>
+        <w:t>________________________________________________________________</w:t>
       </w:r>
     </w:p>
     <w:p>
       <w:r>
-        <w:t>Review Hypotheses and measurable outcomes (ai-7/7). Goal: Explain the mechanism and terminology of hypotheses and measurable outcomes. Short practice: Name the predicted outcome and how unsupported is scored. If B sounds friendlier but ties A’s unsupported count, does the recorded improvement hypothesis receive support?. Return to this week and explain what you changed.</w:t>
+        <w:t>________________________________________________________________</w:t>
       </w:r>
     </w:p>
     <w:p>
       <w:r>
-        <w:t>Review Replication and reproduction (ai-7/5). Goal: Explain the mechanism and terminology of replication and reproduction. Short practice: Calculate the scores from the original and new four-record sets. Which activity reproduces saved analysis, which repeats the protocol, and why does a different rerun of the original data need investigation?. Return to this week and explain what you changed.</w:t>
+        <w:t>________________________________________________________________</w:t>
       </w:r>
     </w:p>
     <w:p>
-      <w:r>
-        <w:t>Review Reading a research claim (ai-7/2). Goal: Explain the mechanism and terminology of reading a research claim. Short practice: Calculate the baseline and new rates for 2/10 and 4/10. Explain both twice the rate and the percentage-point change, and say why neither measures every learner’s improvement.. Return to this week and explain what you changed.</w:t>
+      <w:pPr>
+        <w:pStyle w:val="Heading3"/>
+      </w:pPr>
+      <w:r>
+        <w:t>Hint · try first</w:t>
       </w:r>
     </w:p>
     <w:p>
       <w:pPr>
-        <w:pStyle w:val="Heading3"/>
-      </w:pPr>
-      <w:r>
-        <w:t>Keep your completed work</w:t>
+        <w:spacing w:line="336" w:lineRule="auto" w:after="180"/>
+        <w:shd w:fill="F1F6F8"/>
+      </w:pPr>
+      <w:r>
+        <w:rPr>
+          <w:b w:val="0"/>
+        </w:rPr>
+        <w:t>Hint if needed: Use the changed condition and the deciding step in the pictorial trace. The answer must say what follows from those facts.</w:t>
       </w:r>
     </w:p>
     <w:p>
-      <w:r>
-        <w:t>Use Download completed work in the hosted lesson to export your answers, reflections, practice feedback and code-run evidence. Open the HTML copy to read or print it. Drafts stay in this browser when storage is available; clear drafts on a shared device.</w:t>
+      <w:pPr>
+        <w:pStyle w:val="Heading3"/>
+      </w:pPr>
+      <w:r>
+        <w:t>Feedback · compare after trying</w:t>
       </w:r>
     </w:p>
     <w:p>
       <w:pPr>
-        <w:pStyle w:val="Heading3"/>
-      </w:pPr>
-      <w:r>
-        <w:t>What I repaired, the evidence I kept and the next test</w:t>
+        <w:spacing w:line="336" w:lineRule="auto" w:after="180"/>
+        <w:shd w:fill="F1F6FC"/>
+      </w:pPr>
+      <w:r>
+        <w:rPr>
+          <w:b w:val="0"/>
+        </w:rPr>
+        <w:t>After your attempt, compare with the supported explanation: The resulting comparison is invalid as unseen evaluation. B would receive privileged information that A did not receive.</w:t>
       </w:r>
     </w:p>
     <w:p>
+      <w:pPr>
+        <w:pStyle w:val="Heading3"/>
+      </w:pPr>
+      <w:r>
+        <w:t>Repair a missing building block</w:t>
+      </w:r>
+    </w:p>
+    <w:p>
+      <w:pPr>
+        <w:spacing w:line="336" w:lineRule="auto" w:after="180"/>
+      </w:pPr>
+      <w:r>
+        <w:rPr>
+          <w:b w:val="0"/>
+        </w:rPr>
+        <w:t xml:space="preserve">Review Hypotheses and measurable outcomes (ai-7/7). Goal: Explain the </w:t>
+      </w:r>
+      <w:r>
+        <w:rPr>
+          <w:b/>
+        </w:rPr>
+        <w:t>mechanism</w:t>
+      </w:r>
+      <w:r>
+        <w:rPr>
+          <w:b w:val="0"/>
+        </w:rPr>
+        <w:t xml:space="preserve"> and terminology of hypotheses and measurable outcomes. Short practice: Name the predicted outcome and how unsupported is scored.</w:t>
+      </w:r>
+    </w:p>
+    <w:p>
+      <w:pPr>
+        <w:spacing w:line="336" w:lineRule="auto" w:after="180"/>
+      </w:pPr>
+      <w:r>
+        <w:rPr>
+          <w:b w:val="0"/>
+        </w:rPr>
+        <w:t>If B sounds friendlier but ties A’s unsupported count, does the recorded improvement hypothesis receive support?. Return to this week and explain what you changed.</w:t>
+      </w:r>
+    </w:p>
+    <w:p>
+      <w:pPr>
+        <w:spacing w:line="336" w:lineRule="auto" w:after="180"/>
+      </w:pPr>
+      <w:r>
+        <w:rPr>
+          <w:b w:val="0"/>
+        </w:rPr>
+        <w:t xml:space="preserve">Review Replication and reproduction (ai-7/5). Goal: Explain the </w:t>
+      </w:r>
+      <w:r>
+        <w:rPr>
+          <w:b/>
+        </w:rPr>
+        <w:t>mechanism</w:t>
+      </w:r>
+      <w:r>
+        <w:rPr>
+          <w:b w:val="0"/>
+        </w:rPr>
+        <w:t xml:space="preserve"> and terminology of replication and reproduction. Short practice: Calculate the scores from the original and new four-record sets.</w:t>
+      </w:r>
+    </w:p>
+    <w:p>
+      <w:pPr>
+        <w:spacing w:line="336" w:lineRule="auto" w:after="180"/>
+      </w:pPr>
+      <w:r>
+        <w:rPr>
+          <w:b w:val="0"/>
+        </w:rPr>
+        <w:t>Which activity reproduces saved analysis, which repeats the protocol, and why does a different rerun of the original data need investigation?. Return to this week and explain what you changed.</w:t>
+      </w:r>
+    </w:p>
+    <w:p>
+      <w:pPr>
+        <w:spacing w:line="336" w:lineRule="auto" w:after="180"/>
+      </w:pPr>
+      <w:r>
+        <w:rPr>
+          <w:b w:val="0"/>
+        </w:rPr>
+        <w:t xml:space="preserve">Review Reading a research claim (ai-7/2). Goal: Explain the </w:t>
+      </w:r>
+      <w:r>
+        <w:rPr>
+          <w:b/>
+        </w:rPr>
+        <w:t>mechanism</w:t>
+      </w:r>
+      <w:r>
+        <w:rPr>
+          <w:b w:val="0"/>
+        </w:rPr>
+        <w:t xml:space="preserve"> and terminology of reading a research claim. Short practice: Calculate the </w:t>
+      </w:r>
+      <w:r>
+        <w:rPr>
+          <w:b/>
+        </w:rPr>
+        <w:t>baseline</w:t>
+      </w:r>
+      <w:r>
+        <w:rPr>
+          <w:b w:val="0"/>
+        </w:rPr>
+        <w:t xml:space="preserve"> and new rates for 2/10 and 4/10.</w:t>
+      </w:r>
+    </w:p>
+    <w:p>
+      <w:pPr>
+        <w:spacing w:line="336" w:lineRule="auto" w:after="180"/>
+      </w:pPr>
+      <w:r>
+        <w:rPr>
+          <w:b w:val="0"/>
+        </w:rPr>
+        <w:t>Explain both twice the rate and the percentage-point change, and say why neither measures every learner’s improvement.. Return to this week and explain what you changed.</w:t>
+      </w:r>
+    </w:p>
+    <w:p>
+      <w:pPr>
+        <w:pStyle w:val="Heading3"/>
+      </w:pPr>
+      <w:r>
+        <w:t>Keep your completed work</w:t>
+      </w:r>
+    </w:p>
+    <w:p>
+      <w:pPr>
+        <w:spacing w:line="336" w:lineRule="auto" w:after="180"/>
+      </w:pPr>
+      <w:r>
+        <w:rPr>
+          <w:b w:val="0"/>
+        </w:rPr>
+        <w:t xml:space="preserve">Use Download completed work in the hosted lesson to export your answers, reflections, practice feedback and code-run </w:t>
+      </w:r>
+      <w:r>
+        <w:rPr>
+          <w:b/>
+        </w:rPr>
+        <w:t>evidence</w:t>
+      </w:r>
+      <w:r>
+        <w:rPr>
+          <w:b w:val="0"/>
+        </w:rPr>
+        <w:t>. Open the HTML copy to read or print it.</w:t>
+      </w:r>
+    </w:p>
+    <w:p>
+      <w:pPr>
+        <w:spacing w:line="336" w:lineRule="auto" w:after="180"/>
+      </w:pPr>
+      <w:r>
+        <w:rPr>
+          <w:b w:val="0"/>
+        </w:rPr>
+        <w:t>Drafts stay in this browser when storage is available; clear drafts on a shared device.</w:t>
+      </w:r>
+    </w:p>
+    <w:p>
+      <w:pPr>
+        <w:pStyle w:val="Heading3"/>
+      </w:pPr>
+      <w:r>
+        <w:t>What I repaired, the evidence I kept and the next test</w:t>
+      </w:r>
+    </w:p>
+    <w:p>
       <w:r>
         <w:t>________________________________________________________________</w:t>
+      </w:r>
+    </w:p>
+    <w:p>
+      <w:r>
+        <w:t>________________________________________________________________</w:t>
+      </w:r>
+    </w:p>
+    <w:p>
+      <w:r>
+        <w:t>________________________________________________________________</w:t>
+      </w:r>
+    </w:p>
+    <w:p>
+      <w:r>
+        <w:t>________________________________________________________________</w:t>
+      </w:r>
+    </w:p>
+    <w:p>
+      <w:r>
+        <w:t>________________________________________________________________</w:t>
+      </w:r>
+    </w:p>
+    <w:p>
+      <w:pPr>
+        <w:pStyle w:val="Heading1"/>
+      </w:pPr>
+      <w:r>
+        <w:t>15. Visual concept journey</w:t>
+      </w:r>
+    </w:p>
+    <w:p>
+      <w:r>
+        <w:t>Explain each Baselines and fair comparisons picture from its labels, then record a relevant limit.</w:t>
+      </w:r>
+    </w:p>
+    <w:p>
+      <w:pPr>
+        <w:pStyle w:val="Heading3"/>
+      </w:pPr>
+      <w:r>
+        <w:t>01. Baselines and fair comparisons: the case</w:t>
+      </w:r>
+    </w:p>
+    <w:p>
+      <w:r>
+        <w:drawing>
+          <wp:inline xmlns:a="http://schemas.openxmlformats.org/drawingml/2006/main" xmlns:pic="http://schemas.openxmlformats.org/drawingml/2006/picture">
+            <wp:extent cx="5486400" cy="2834640"/>
+            <wp:docPr id="3" name="Picture 3" descr="A baseline deserves a fair chance. Two classifiers answer the same eight fixed questions with the same allowed sources. Supplied facts: Simple rule A: 6/8 correct. New model B: 7/8 correct. No test case is used to tune either version."/>
+            <wp:cNvGraphicFramePr>
+              <a:graphicFrameLocks noChangeAspect="1"/>
+            </wp:cNvGraphicFramePr>
+            <a:graphic>
+              <a:graphicData uri="http://schemas.openxmlformats.org/drawingml/2006/picture">
+                <pic:pic>
+                  <pic:nvPicPr>
+                    <pic:cNvPr id="0" name="academy-story-ai-7-8-01.png"/>
+                    <pic:cNvPicPr/>
+                  </pic:nvPicPr>
+                  <pic:blipFill>
+                    <a:blip r:embed="rId11"/>
+                    <a:stretch>
+                      <a:fillRect/>
+                    </a:stretch>
+                  </pic:blipFill>
+                  <pic:spPr>
+                    <a:xfrm>
+                      <a:off x="0" y="0"/>
+                      <a:ext cx="5486400" cy="2834640"/>
+                    </a:xfrm>
+                    <a:prstGeom prst="rect"/>
+                  </pic:spPr>
+                </pic:pic>
+              </a:graphicData>
+            </a:graphic>
+          </wp:inline>
+        </w:drawing>
+      </w:r>
+    </w:p>
+    <w:p>
+      <w:pPr>
+        <w:spacing w:line="336" w:lineRule="auto" w:after="180"/>
+      </w:pPr>
+      <w:r>
+        <w:rPr>
+          <w:b w:val="0"/>
+        </w:rPr>
+        <w:t xml:space="preserve">A </w:t>
+      </w:r>
+      <w:r>
+        <w:rPr>
+          <w:b/>
+        </w:rPr>
+        <w:t>baseline</w:t>
+      </w:r>
+      <w:r>
+        <w:rPr>
+          <w:b w:val="0"/>
+        </w:rPr>
+        <w:t xml:space="preserve"> deserves a fair chance. Two classifiers answer the same eight fixed questions with the same allowed sources. Supplied facts: Simple rule A: 6/8 correct. New model B: 7/8 correct.</w:t>
+      </w:r>
+    </w:p>
+    <w:p>
+      <w:pPr>
+        <w:spacing w:line="336" w:lineRule="auto" w:after="180"/>
+      </w:pPr>
+      <w:r>
+        <w:rPr>
+          <w:b w:val="0"/>
+        </w:rPr>
+        <w:t>No test case is used to tune either version.</w:t>
+      </w:r>
+    </w:p>
+    <w:p>
+      <w:pPr>
+        <w:spacing w:line="336" w:lineRule="auto" w:after="180"/>
+        <w:shd w:fill="F5F1FB"/>
+      </w:pPr>
+      <w:r>
+        <w:rPr>
+          <w:b w:val="0"/>
+        </w:rPr>
+        <w:t>Point to the given fact that matters most. Explain why it matters.</w:t>
+      </w:r>
+    </w:p>
+    <w:p>
+      <w:pPr>
+        <w:pStyle w:val="Heading3"/>
+      </w:pPr>
+      <w:r>
+        <w:t>My picture explanation, deciding evidence and one limit</w:t>
+      </w:r>
+    </w:p>
+    <w:p>
+      <w:r>
+        <w:t>________________________________________________________________</w:t>
+      </w:r>
+    </w:p>
+    <w:p>
+      <w:r>
+        <w:t>________________________________________________________________</w:t>
+      </w:r>
+    </w:p>
+    <w:p>
+      <w:r>
+        <w:t>________________________________________________________________</w:t>
+      </w:r>
+    </w:p>
+    <w:p>
+      <w:r>
+        <w:t>________________________________________________________________</w:t>
+      </w:r>
+    </w:p>
+    <w:p>
+      <w:pPr>
+        <w:pStyle w:val="Heading3"/>
+      </w:pPr>
+      <w:r>
+        <w:t>02. Follow the deciding steps</w:t>
+      </w:r>
+    </w:p>
+    <w:p>
+      <w:r>
+        <w:drawing>
+          <wp:inline xmlns:a="http://schemas.openxmlformats.org/drawingml/2006/main" xmlns:pic="http://schemas.openxmlformats.org/drawingml/2006/picture">
+            <wp:extent cx="5486400" cy="3182112"/>
+            <wp:docPr id="4" name="Picture 4" descr="Declare baseline: A uses a simple documented rule rather than an intentionally weak placeholder. → Measure fairly: A is 75%; B is 87.5% on the same eight cases. → Interpret cautiously: B adds one correct case here; compare resources and failure types too."/>
+            <wp:cNvGraphicFramePr>
+              <a:graphicFrameLocks noChangeAspect="1"/>
+            </wp:cNvGraphicFramePr>
+            <a:graphic>
+              <a:graphicData uri="http://schemas.openxmlformats.org/drawingml/2006/picture">
+                <pic:pic>
+                  <pic:nvPicPr>
+                    <pic:cNvPr id="0" name="academy-story-ai-7-8-02.png"/>
+                    <pic:cNvPicPr/>
+                  </pic:nvPicPr>
+                  <pic:blipFill>
+                    <a:blip r:embed="rId12"/>
+                    <a:stretch>
+                      <a:fillRect/>
+                    </a:stretch>
+                  </pic:blipFill>
+                  <pic:spPr>
+                    <a:xfrm>
+                      <a:off x="0" y="0"/>
+                      <a:ext cx="5486400" cy="3182112"/>
+                    </a:xfrm>
+                    <a:prstGeom prst="rect"/>
+                  </pic:spPr>
+                </pic:pic>
+              </a:graphicData>
+            </a:graphic>
+          </wp:inline>
+        </w:drawing>
+      </w:r>
+    </w:p>
+    <w:p>
+      <w:pPr>
+        <w:spacing w:line="336" w:lineRule="auto" w:after="180"/>
+      </w:pPr>
+      <w:r>
+        <w:rPr>
+          <w:b w:val="0"/>
+        </w:rPr>
+        <w:t xml:space="preserve">Declare </w:t>
+      </w:r>
+      <w:r>
+        <w:rPr>
+          <w:b/>
+        </w:rPr>
+        <w:t>baseline</w:t>
+      </w:r>
+      <w:r>
+        <w:rPr>
+          <w:b w:val="0"/>
+        </w:rPr>
+        <w:t>: A uses a simple documented rule rather than an intentionally weak placeholder. → Measure fairly: A is 75%; B is 87.5% on the same eight cases. → Interpret cautiously: B adds one correct case here; compare resources and failure types too.</w:t>
+      </w:r>
+    </w:p>
+    <w:p>
+      <w:pPr>
+        <w:spacing w:line="336" w:lineRule="auto" w:after="180"/>
+        <w:shd w:fill="F5F1FB"/>
+      </w:pPr>
+      <w:r>
+        <w:rPr>
+          <w:b w:val="0"/>
+        </w:rPr>
+        <w:t xml:space="preserve">Point to each numbered stage and explain which recorded </w:t>
+      </w:r>
+      <w:r>
+        <w:rPr>
+          <w:b/>
+        </w:rPr>
+        <w:t>input</w:t>
+      </w:r>
+      <w:r>
+        <w:rPr>
+          <w:b w:val="0"/>
+        </w:rPr>
+        <w:t xml:space="preserve"> it uses.</w:t>
+      </w:r>
+    </w:p>
+    <w:p>
+      <w:pPr>
+        <w:pStyle w:val="Heading3"/>
+      </w:pPr>
+      <w:r>
+        <w:t>My picture explanation, deciding evidence and one limit</w:t>
+      </w:r>
+    </w:p>
+    <w:p>
+      <w:r>
+        <w:t>________________________________________________________________</w:t>
+      </w:r>
+    </w:p>
+    <w:p>
+      <w:r>
+        <w:t>________________________________________________________________</w:t>
+      </w:r>
+    </w:p>
+    <w:p>
+      <w:r>
+        <w:t>________________________________________________________________</w:t>
+      </w:r>
+    </w:p>
+    <w:p>
+      <w:r>
+        <w:t>________________________________________________________________</w:t>
+      </w:r>
+    </w:p>
+    <w:p>
+      <w:pPr>
+        <w:pStyle w:val="Heading3"/>
+      </w:pPr>
+      <w:r>
+        <w:t>03. Two versions on eight shared cases</w:t>
+      </w:r>
+    </w:p>
+    <w:p>
+      <w:r>
+        <w:drawing>
+          <wp:inline xmlns:a="http://schemas.openxmlformats.org/drawingml/2006/main" xmlns:pic="http://schemas.openxmlformats.org/drawingml/2006/picture">
+            <wp:extent cx="5486400" cy="2834640"/>
+            <wp:docPr id="5" name="Picture 5" descr="Two versions on eight shared cases. Units: correct answers out of 8. A: 6. B: 7."/>
+            <wp:cNvGraphicFramePr>
+              <a:graphicFrameLocks noChangeAspect="1"/>
+            </wp:cNvGraphicFramePr>
+            <a:graphic>
+              <a:graphicData uri="http://schemas.openxmlformats.org/drawingml/2006/picture">
+                <pic:pic>
+                  <pic:nvPicPr>
+                    <pic:cNvPr id="0" name="academy-story-ai-7-8-03.png"/>
+                    <pic:cNvPicPr/>
+                  </pic:nvPicPr>
+                  <pic:blipFill>
+                    <a:blip r:embed="rId13"/>
+                    <a:stretch>
+                      <a:fillRect/>
+                    </a:stretch>
+                  </pic:blipFill>
+                  <pic:spPr>
+                    <a:xfrm>
+                      <a:off x="0" y="0"/>
+                      <a:ext cx="5486400" cy="2834640"/>
+                    </a:xfrm>
+                    <a:prstGeom prst="rect"/>
+                  </pic:spPr>
+                </pic:pic>
+              </a:graphicData>
+            </a:graphic>
+          </wp:inline>
+        </w:drawing>
+      </w:r>
+    </w:p>
+    <w:p>
+      <w:pPr>
+        <w:spacing w:line="336" w:lineRule="auto" w:after="180"/>
+      </w:pPr>
+      <w:r>
+        <w:rPr>
+          <w:b w:val="0"/>
+        </w:rPr>
+        <w:t>Two versions on eight shared cases. Units: correct answers out of 8. A: 6. B: 7.</w:t>
+      </w:r>
+    </w:p>
+    <w:p>
+      <w:pPr>
+        <w:spacing w:line="336" w:lineRule="auto" w:after="180"/>
+        <w:shd w:fill="F5F1FB"/>
+      </w:pPr>
+      <w:r>
+        <w:rPr>
+          <w:b w:val="0"/>
+        </w:rPr>
+        <w:t>Read the labels and values. Explain the relationship the model shows.</w:t>
+      </w:r>
+    </w:p>
+    <w:p>
+      <w:pPr>
+        <w:pStyle w:val="Heading3"/>
+      </w:pPr>
+      <w:r>
+        <w:t>My picture explanation, deciding evidence and one limit</w:t>
+      </w:r>
+    </w:p>
+    <w:p>
+      <w:r>
+        <w:t>________________________________________________________________</w:t>
+      </w:r>
+    </w:p>
+    <w:p>
+      <w:r>
+        <w:t>________________________________________________________________</w:t>
+      </w:r>
+    </w:p>
+    <w:p>
+      <w:r>
+        <w:t>________________________________________________________________</w:t>
+      </w:r>
+    </w:p>
+    <w:p>
+      <w:r>
+        <w:t>________________________________________________________________</w:t>
+      </w:r>
+    </w:p>
+    <w:p>
+      <w:pPr>
+        <w:pStyle w:val="Heading3"/>
+      </w:pPr>
+      <w:r>
+        <w:t>04. Change one thing. Trace what follows.</w:t>
+      </w:r>
+    </w:p>
+    <w:p>
+      <w:r>
+        <w:drawing>
+          <wp:inline xmlns:a="http://schemas.openxmlformats.org/drawingml/2006/main" xmlns:pic="http://schemas.openxmlformats.org/drawingml/2006/picture">
+            <wp:extent cx="5486400" cy="3026664"/>
+            <wp:docPr id="6" name="Picture 6" descr="Original case: B adds one correct case here; compare resources and failure types too. Changed condition: Give B the answer key before testing. Expected result: The resulting comparison is invalid as unseen evaluation. Reason: B would receive privileged information that A did not receive."/>
+            <wp:cNvGraphicFramePr>
+              <a:graphicFrameLocks noChangeAspect="1"/>
+            </wp:cNvGraphicFramePr>
+            <a:graphic>
+              <a:graphicData uri="http://schemas.openxmlformats.org/drawingml/2006/picture">
+                <pic:pic>
+                  <pic:nvPicPr>
+                    <pic:cNvPr id="0" name="academy-story-ai-7-8-04.png"/>
+                    <pic:cNvPicPr/>
+                  </pic:nvPicPr>
+                  <pic:blipFill>
+                    <a:blip r:embed="rId14"/>
+                    <a:stretch>
+                      <a:fillRect/>
+                    </a:stretch>
+                  </pic:blipFill>
+                  <pic:spPr>
+                    <a:xfrm>
+                      <a:off x="0" y="0"/>
+                      <a:ext cx="5486400" cy="3026664"/>
+                    </a:xfrm>
+                    <a:prstGeom prst="rect"/>
+                  </pic:spPr>
+                </pic:pic>
+              </a:graphicData>
+            </a:graphic>
+          </wp:inline>
+        </w:drawing>
+      </w:r>
+    </w:p>
+    <w:p>
+      <w:pPr>
+        <w:spacing w:line="336" w:lineRule="auto" w:after="180"/>
+      </w:pPr>
+      <w:r>
+        <w:rPr>
+          <w:b w:val="0"/>
+        </w:rPr>
+        <w:t>Original case: B adds one correct case here; compare resources and failure types too. Changed condition: Give B the answer key before testing. Expected result: The resulting comparison is invalid as unseen evaluation.</w:t>
+      </w:r>
+    </w:p>
+    <w:p>
+      <w:pPr>
+        <w:spacing w:line="336" w:lineRule="auto" w:after="180"/>
+      </w:pPr>
+      <w:r>
+        <w:rPr>
+          <w:b w:val="0"/>
+        </w:rPr>
+        <w:t>Reason: B would receive privileged information that A did not receive.</w:t>
+      </w:r>
+    </w:p>
+    <w:p>
+      <w:pPr>
+        <w:spacing w:line="336" w:lineRule="auto" w:after="180"/>
+        <w:shd w:fill="F5F1FB"/>
+      </w:pPr>
+      <w:r>
+        <w:rPr>
+          <w:b w:val="0"/>
+        </w:rPr>
+        <w:t>Predict before checking the worked changed-case result. Name what changed and what the supplied facts allow you to conclude.</w:t>
+      </w:r>
+    </w:p>
+    <w:p>
+      <w:pPr>
+        <w:pStyle w:val="Heading3"/>
+      </w:pPr>
+      <w:r>
+        <w:t>My picture explanation, deciding evidence and one limit</w:t>
+      </w:r>
+    </w:p>
+    <w:p>
+      <w:r>
+        <w:t>________________________________________________________________</w:t>
+      </w:r>
+    </w:p>
+    <w:p>
+      <w:r>
+        <w:t>________________________________________________________________</w:t>
+      </w:r>
+    </w:p>
+    <w:p>
+      <w:r>
+        <w:t>________________________________________________________________</w:t>
+      </w:r>
+    </w:p>
+    <w:p>
+      <w:r>
+        <w:t>________________________________________________________________</w:t>
+      </w:r>
+    </w:p>
+    <w:p>
+      <w:pPr>
+        <w:pStyle w:val="Heading3"/>
+      </w:pPr>
+      <w:r>
+        <w:t>05. Connect the explanation to its limit</w:t>
+      </w:r>
+    </w:p>
+    <w:p>
+      <w:r>
+        <w:drawing>
+          <wp:inline xmlns:a="http://schemas.openxmlformats.org/drawingml/2006/main" xmlns:pic="http://schemas.openxmlformats.org/drawingml/2006/picture">
+            <wp:extent cx="5486400" cy="2834640"/>
+            <wp:docPr id="7" name="Picture 7" descr="A baseline anchors the claim of improvement. Fair comparison keeps information access, cases and scoring aligned while allowing the declared method difference. Limit: Eight cases do not establish a stable advantage or statistical significance."/>
+            <wp:cNvGraphicFramePr>
+              <a:graphicFrameLocks noChangeAspect="1"/>
+            </wp:cNvGraphicFramePr>
+            <a:graphic>
+              <a:graphicData uri="http://schemas.openxmlformats.org/drawingml/2006/picture">
+                <pic:pic>
+                  <pic:nvPicPr>
+                    <pic:cNvPr id="0" name="academy-story-ai-7-8-05.png"/>
+                    <pic:cNvPicPr/>
+                  </pic:nvPicPr>
+                  <pic:blipFill>
+                    <a:blip r:embed="rId15"/>
+                    <a:stretch>
+                      <a:fillRect/>
+                    </a:stretch>
+                  </pic:blipFill>
+                  <pic:spPr>
+                    <a:xfrm>
+                      <a:off x="0" y="0"/>
+                      <a:ext cx="5486400" cy="2834640"/>
+                    </a:xfrm>
+                    <a:prstGeom prst="rect"/>
+                  </pic:spPr>
+                </pic:pic>
+              </a:graphicData>
+            </a:graphic>
+          </wp:inline>
+        </w:drawing>
+      </w:r>
+    </w:p>
+    <w:p>
+      <w:pPr>
+        <w:spacing w:line="336" w:lineRule="auto" w:after="180"/>
+      </w:pPr>
+      <w:r>
+        <w:rPr>
+          <w:b w:val="0"/>
+        </w:rPr>
+        <w:t xml:space="preserve">A </w:t>
+      </w:r>
+      <w:r>
+        <w:rPr>
+          <w:b/>
+        </w:rPr>
+        <w:t>baseline</w:t>
+      </w:r>
+      <w:r>
+        <w:rPr>
+          <w:b w:val="0"/>
+        </w:rPr>
+        <w:t xml:space="preserve"> anchors the claim of improvement. Fair comparison keeps information access, cases and scoring aligned while allowing the declared method difference.</w:t>
+      </w:r>
+    </w:p>
+    <w:p>
+      <w:pPr>
+        <w:spacing w:line="336" w:lineRule="auto" w:after="180"/>
+      </w:pPr>
+      <w:r>
+        <w:rPr>
+          <w:b w:val="0"/>
+        </w:rPr>
+        <w:t>Limit: Eight cases do not establish a stable advantage or statistical significance.</w:t>
+      </w:r>
+    </w:p>
+    <w:p>
+      <w:pPr>
+        <w:spacing w:line="336" w:lineRule="auto" w:after="180"/>
+        <w:shd w:fill="F5F1FB"/>
+      </w:pPr>
+      <w:r>
+        <w:rPr>
+          <w:b w:val="0"/>
+        </w:rPr>
+        <w:t>Explain the case, then point to a limit on the claim.</w:t>
+      </w:r>
+    </w:p>
+    <w:p>
+      <w:pPr>
+        <w:pStyle w:val="Heading3"/>
+      </w:pPr>
+      <w:r>
+        <w:t>My picture explanation, deciding evidence and one limit</w:t>
+      </w:r>
+    </w:p>
+    <w:p>
+      <w:r>
+        <w:t>________________________________________________________________</w:t>
+      </w:r>
+    </w:p>
+    <w:p>
+      <w:r>
+        <w:t>________________________________________________________________</w:t>
+      </w:r>
+    </w:p>
+    <w:p>
+      <w:r>
+        <w:t>________________________________________________________________</w:t>
+      </w:r>
+    </w:p>
+    <w:p>
+      <w:r>
+        <w:t>________________________________________________________________</w:t>
+      </w:r>
+    </w:p>
+    <w:p>
+      <w:pPr>
+        <w:pStyle w:val="Heading3"/>
+      </w:pPr>
+      <w:r>
+        <w:t>06. Make the idea visible in your project</w:t>
+      </w:r>
+    </w:p>
+    <w:p>
+      <w:r>
+        <w:drawing>
+          <wp:inline xmlns:a="http://schemas.openxmlformats.org/drawingml/2006/main" xmlns:pic="http://schemas.openxmlformats.org/drawingml/2006/picture">
+            <wp:extent cx="5486400" cy="3681984"/>
+            <wp:docPr id="8" name="Picture 8" descr="For the Reproducible AI Research Study, retain an annotated worked trace and the changed-case reasoning. Connect the claim to its records, units and assumptions so another investigator can challenge or reproduce it. Draw your input, deciding step, result and limit. Supported question: Calculate 6/8 and 7/8 correctness and name the one-case gain. Why is giving B the answer key incompatible with an unseen comparison to the simple baseline?"/>
+            <wp:cNvGraphicFramePr>
+              <a:graphicFrameLocks noChangeAspect="1"/>
+            </wp:cNvGraphicFramePr>
+            <a:graphic>
+              <a:graphicData uri="http://schemas.openxmlformats.org/drawingml/2006/picture">
+                <pic:pic>
+                  <pic:nvPicPr>
+                    <pic:cNvPr id="0" name="academy-story-ai-7-8-06.png"/>
+                    <pic:cNvPicPr/>
+                  </pic:nvPicPr>
+                  <pic:blipFill>
+                    <a:blip r:embed="rId16"/>
+                    <a:stretch>
+                      <a:fillRect/>
+                    </a:stretch>
+                  </pic:blipFill>
+                  <pic:spPr>
+                    <a:xfrm>
+                      <a:off x="0" y="0"/>
+                      <a:ext cx="5486400" cy="3681984"/>
+                    </a:xfrm>
+                    <a:prstGeom prst="rect"/>
+                  </pic:spPr>
+                </pic:pic>
+              </a:graphicData>
+            </a:graphic>
+          </wp:inline>
+        </w:drawing>
+      </w:r>
+    </w:p>
+    <w:p>
+      <w:pPr>
+        <w:spacing w:line="336" w:lineRule="auto" w:after="180"/>
+      </w:pPr>
+      <w:r>
+        <w:rPr>
+          <w:b w:val="0"/>
+        </w:rPr>
+        <w:t>For the Reproducible AI Research Study, retain an annotated worked trace and the changed-case reasoning. Connect the claim to its records, units and assumptions so another investigator can challenge or reproduce it.</w:t>
+      </w:r>
+    </w:p>
+    <w:p>
+      <w:pPr>
+        <w:spacing w:line="336" w:lineRule="auto" w:after="180"/>
+      </w:pPr>
+      <w:r>
+        <w:rPr>
+          <w:b w:val="0"/>
+        </w:rPr>
+        <w:t xml:space="preserve">Draw your </w:t>
+      </w:r>
+      <w:r>
+        <w:rPr>
+          <w:b/>
+        </w:rPr>
+        <w:t>input</w:t>
+      </w:r>
+      <w:r>
+        <w:rPr>
+          <w:b w:val="0"/>
+        </w:rPr>
+        <w:t xml:space="preserve">, deciding step, result and limit. Supported question: Calculate 6/8 and 7/8 correctness and name the one-case gain. Why is giving B the answer key incompatible with an unseen comparison to the simple </w:t>
+      </w:r>
+      <w:r>
+        <w:rPr>
+          <w:b/>
+        </w:rPr>
+        <w:t>baseline</w:t>
+      </w:r>
+      <w:r>
+        <w:rPr>
+          <w:b w:val="0"/>
+        </w:rPr>
+        <w:t>?</w:t>
+      </w:r>
+    </w:p>
+    <w:p>
+      <w:pPr>
+        <w:spacing w:line="336" w:lineRule="auto" w:after="180"/>
+        <w:shd w:fill="F5F1FB"/>
+      </w:pPr>
+      <w:r>
+        <w:rPr>
+          <w:b w:val="0"/>
+        </w:rPr>
+        <w:t xml:space="preserve">Draw your project trace and justify the deciding step using </w:t>
+      </w:r>
+      <w:r>
+        <w:rPr>
+          <w:b/>
+        </w:rPr>
+        <w:t>evidence</w:t>
+      </w:r>
+      <w:r>
+        <w:rPr>
+          <w:b w:val="0"/>
+        </w:rPr>
+        <w:t>.</w:t>
+      </w:r>
+    </w:p>
+    <w:p>
+      <w:pPr>
+        <w:pStyle w:val="Heading3"/>
+      </w:pPr>
+      <w:r>
+        <w:t>My picture explanation, deciding evidence and one limit</w:t>
       </w:r>
     </w:p>
     <w:p>

--- a/downloads/workbook/ai-7-week-08.docx
+++ b/downloads/workbook/ai-7-week-08.docx
@@ -25,22 +25,45 @@
         <w:pStyle w:val="Heading1"/>
       </w:pPr>
       <w:r>
-        <w:t>01. Recall and choose your starting point</w:t>
-      </w:r>
-    </w:p>
-    <w:p>
-      <w:r>
-        <w:t>Record your starting explanation for Baselines and fair comparisons before opening notes. Show any later correction separately.</w:t>
-      </w:r>
-    </w:p>
-    <w:p>
-      <w:pPr>
-        <w:spacing w:line="336" w:lineRule="auto" w:after="180"/>
-      </w:pPr>
-      <w:r>
-        <w:rPr>
-          <w:b w:val="0"/>
-        </w:rPr>
+        <w:t>One complete baseline and comparison-condition record.</w:t>
+      </w:r>
+    </w:p>
+    <w:p>
+      <w:r>
+        <w:t>Keep procedures, cases, permitted sources, scoring, hidden-label status, budgets and evidence gaps together.</w:t>
+      </w:r>
+    </w:p>
+    <w:p>
+      <w:r>
+        <w:t>Recall → W1–W3/W5 → independent time-budget case → fair-comparison project → delayed return.</w:t>
+      </w:r>
+    </w:p>
+    <w:p>
+      <w:pPr>
+        <w:pStyle w:val="Heading1"/>
+      </w:pPr>
+      <w:r>
+        <w:t>01. Recall · Retrieve before notes</w:t>
+      </w:r>
+    </w:p>
+    <w:p>
+      <w:r>
+        <w:t>Keep this task’s inputs,rule and response together.</w:t>
+      </w:r>
+    </w:p>
+    <w:p>
+      <w:pPr>
+        <w:pStyle w:val="Heading2"/>
+      </w:pPr>
+      <w:r>
+        <w:t>Complete task and evidence</w:t>
+      </w:r>
+    </w:p>
+    <w:p>
+      <w:pPr>
+        <w:pStyle w:val="ListBullet"/>
+      </w:pPr>
+      <w:r>
         <w:t>Try the recall before opening notes. Then use a different colour or a labelled second line to correct your explanation.</w:t>
       </w:r>
     </w:p>
@@ -54,12 +77,9 @@
     </w:p>
     <w:p>
       <w:pPr>
-        <w:spacing w:line="336" w:lineRule="auto" w:after="180"/>
-      </w:pPr>
-      <w:r>
-        <w:rPr>
-          <w:b w:val="0"/>
-        </w:rPr>
+        <w:pStyle w:val="ListBullet"/>
+      </w:pPr>
+      <w:r>
         <w:t>Without opening the old lesson, explain one key idea from Hypotheses and measurable outcomes. Give an example and a mistake that the idea helps you avoid.</w:t>
       </w:r>
     </w:p>
@@ -96,12 +116,9 @@
     </w:p>
     <w:p>
       <w:pPr>
-        <w:spacing w:line="336" w:lineRule="auto" w:after="180"/>
-      </w:pPr>
-      <w:r>
-        <w:rPr>
-          <w:b w:val="0"/>
-        </w:rPr>
+        <w:pStyle w:val="ListBullet"/>
+      </w:pPr>
+      <w:r>
         <w:t>Without opening the old lesson, explain one key idea from Replication and reproduction. Give an example and a mistake that the idea helps you avoid.</w:t>
       </w:r>
     </w:p>
@@ -138,12 +155,9 @@
     </w:p>
     <w:p>
       <w:pPr>
-        <w:spacing w:line="336" w:lineRule="auto" w:after="180"/>
-      </w:pPr>
-      <w:r>
-        <w:rPr>
-          <w:b w:val="0"/>
-        </w:rPr>
+        <w:pStyle w:val="ListBullet"/>
+      </w:pPr>
+      <w:r>
         <w:t>Without opening the old lesson, explain one key idea from Reading a research claim. Give an example and a mistake that the idea helps you avoid.</w:t>
       </w:r>
     </w:p>
@@ -175,135 +189,44 @@
         <w:pStyle w:val="Heading1"/>
       </w:pPr>
       <w:r>
-        <w:t>02. Practise with fading help</w:t>
-      </w:r>
-    </w:p>
-    <w:p>
-      <w:r>
-        <w:t>Complete the supported Baselines and fair comparisons trace and record the first step you can explain without help.</w:t>
-      </w:r>
-    </w:p>
-    <w:p>
-      <w:pPr>
-        <w:spacing w:line="336" w:lineRule="auto" w:after="180"/>
-      </w:pPr>
-      <w:r>
-        <w:rPr>
-          <w:b w:val="0"/>
-        </w:rPr>
-        <w:t xml:space="preserve">Use W2: Trace the worked case for </w:t>
-      </w:r>
-      <w:r>
-        <w:rPr>
-          <w:b/>
-        </w:rPr>
-        <w:t>Baseline</w:t>
-      </w:r>
-      <w:r>
-        <w:rPr>
-          <w:b w:val="0"/>
-        </w:rPr>
-        <w:t>s and fair comparisons. Record the answer once; the lesson and workbook refer to the same attempt.</w:t>
-      </w:r>
-    </w:p>
-    <w:tbl>
-      <w:tblPr>
-        <w:tblStyle w:val="LightShading-Accent1"/>
-        <w:tblW w:type="auto" w:w="0"/>
-        <w:tblLook w:firstColumn="1" w:firstRow="1" w:lastColumn="0" w:lastRow="0" w:noHBand="0" w:noVBand="1" w:val="04A0"/>
-      </w:tblPr>
-      <w:tblGrid>
-        <w:gridCol w:w="2556"/>
-        <w:gridCol w:w="2556"/>
-        <w:gridCol w:w="2556"/>
-        <w:gridCol w:w="2556"/>
-      </w:tblGrid>
-      <w:tr>
-        <w:trPr>
-          <w:tblHeader/>
-        </w:trPr>
-        <w:tc>
-          <w:tcPr>
-            <w:tcW w:type="dxa" w:w="2556"/>
-          </w:tcPr>
-          <w:p>
-            <w:r>
-              <w:t>Given inputs</w:t>
-            </w:r>
-          </w:p>
-        </w:tc>
-        <w:tc>
-          <w:tcPr>
-            <w:tcW w:type="dxa" w:w="2556"/>
-          </w:tcPr>
-          <w:p>
-            <w:r>
-              <w:t>Procedure I chose</w:t>
-            </w:r>
-          </w:p>
-        </w:tc>
-        <w:tc>
-          <w:tcPr>
-            <w:tcW w:type="dxa" w:w="2556"/>
-          </w:tcPr>
-          <w:p>
-            <w:r>
-              <w:t>Middle steps</w:t>
-            </w:r>
-          </w:p>
-        </w:tc>
-        <w:tc>
-          <w:tcPr>
-            <w:tcW w:type="dxa" w:w="2556"/>
-          </w:tcPr>
-          <w:p>
-            <w:r>
-              <w:t>Result and check</w:t>
-            </w:r>
-          </w:p>
-        </w:tc>
-      </w:tr>
-      <w:tr>
-        <w:tc>
-          <w:tcPr>
-            <w:tcW w:type="dxa" w:w="2556"/>
-          </w:tcPr>
-          <w:p>
-            <w:r/>
-          </w:p>
-        </w:tc>
-        <w:tc>
-          <w:tcPr>
-            <w:tcW w:type="dxa" w:w="2556"/>
-          </w:tcPr>
-          <w:p>
-            <w:r/>
-          </w:p>
-        </w:tc>
-        <w:tc>
-          <w:tcPr>
-            <w:tcW w:type="dxa" w:w="2556"/>
-          </w:tcPr>
-          <w:p>
-            <w:r/>
-          </w:p>
-        </w:tc>
-        <w:tc>
-          <w:tcPr>
-            <w:tcW w:type="dxa" w:w="2556"/>
-          </w:tcPr>
-          <w:p>
-            <w:r/>
-          </w:p>
-        </w:tc>
-      </w:tr>
-    </w:tbl>
+        <w:t>05. W1 · Explain the current example</w:t>
+      </w:r>
+    </w:p>
+    <w:p>
+      <w:r>
+        <w:t>Keep this task’s inputs,rule and response together.</w:t>
+      </w:r>
+    </w:p>
+    <w:p>
+      <w:pPr>
+        <w:pStyle w:val="Heading2"/>
+      </w:pPr>
+      <w:r>
+        <w:t>Complete task and evidence</w:t>
+      </w:r>
+    </w:p>
+    <w:p>
+      <w:pPr>
+        <w:pStyle w:val="ListBullet"/>
+      </w:pPr>
+      <w:r>
+        <w:t>Fair baselines are credible documented alternatives under the intended task and resource conditions. For room reporting, use manual authoritative lookup or deterministic matching of the requested room, not arbitrary random names. Main assistant/current register versus baseline/obsolete register confounds information freshness with method. Added same-function clubs V/W/X fixture has current E/B/D versus old C/B/A:1/3 old versus 3/3 current; align both current and both 3/3. This is a constructed counterexample, not a real model benchmark or equality claim. Separate picture same eight fixed cases and permitted sources gives A 6/8=75%, B 7/8=87.5%, difference 12.5 percentage points/one net correct; paired flips unknown. No test-case tuning in original scenario; exposing B to hidden evaluation labels breaks unseen comparison. Permitted source facts and hidden judge answers are distinct. Resource policy/timing not supplied, so no efficiency/budget claim. These aggregate results alone do not establish stable advantage or a reported significance result. Preserve conditions and complete-procedure trade-offs rather than inferring universal superiority.</w:t>
+      </w:r>
+    </w:p>
+    <w:p>
+      <w:pPr>
+        <w:pStyle w:val="ListBullet"/>
+      </w:pPr>
+      <w:r>
+        <w:t>Explain the weekly mechanism in your own words. Use the worked scenario to name its input, decision rule and output.</w:t>
+      </w:r>
+    </w:p>
     <w:p>
       <w:pPr>
         <w:pStyle w:val="Heading3"/>
       </w:pPr>
       <w:r>
-        <w:t>The step I completed without help, and the hint I needed</w:t>
+        <w:t>My reasoning and evidence</w:t>
       </w:r>
     </w:p>
     <w:p>
@@ -322,50 +245,55 @@
       </w:r>
     </w:p>
     <w:p>
+      <w:r>
+        <w:t>________________________________________________________________</w:t>
+      </w:r>
+    </w:p>
+    <w:p>
+      <w:r>
+        <w:t>________________________________________________________________</w:t>
+      </w:r>
+    </w:p>
+    <w:p>
+      <w:r>
+        <w:t>________________________________________________________________</w:t>
+      </w:r>
+    </w:p>
+    <w:p>
       <w:pPr>
         <w:pStyle w:val="Heading1"/>
       </w:pPr>
       <w:r>
-        <w:t>03. Individual reasoning check</w:t>
-      </w:r>
-    </w:p>
-    <w:p>
-      <w:r>
-        <w:t>Check the proposed Baselines and fair comparisons explanation against the supplied facts before discussing it.</w:t>
-      </w:r>
-    </w:p>
-    <w:p>
-      <w:pPr>
-        <w:spacing w:line="336" w:lineRule="auto" w:after="180"/>
-      </w:pPr>
-      <w:r>
-        <w:rPr>
-          <w:b w:val="0"/>
-        </w:rPr>
-        <w:t xml:space="preserve">Use the worked case for </w:t>
-      </w:r>
-      <w:r>
-        <w:rPr>
-          <w:b/>
-        </w:rPr>
-        <w:t>Baseline</w:t>
-      </w:r>
-      <w:r>
-        <w:rPr>
-          <w:b w:val="0"/>
-        </w:rPr>
-        <w:t>s and fair comparisons. Proposed explanation: “The worked result establishes every future case”. Decide whether this explanation is supported.</w:t>
-      </w:r>
-    </w:p>
-    <w:p>
-      <w:pPr>
-        <w:spacing w:line="336" w:lineRule="auto" w:after="180"/>
-      </w:pPr>
-      <w:r>
-        <w:rPr>
-          <w:b w:val="0"/>
-        </w:rPr>
-        <w:t>Point to the step or supplied fact that decides; explain your repair if needed.</w:t>
+        <w:t>06. W2 · Trace the worked case</w:t>
+      </w:r>
+    </w:p>
+    <w:p>
+      <w:r>
+        <w:t>Keep the supplied inputs, comparison rule and evidence together.</w:t>
+      </w:r>
+    </w:p>
+    <w:p>
+      <w:pPr>
+        <w:pStyle w:val="Heading2"/>
+      </w:pPr>
+      <w:r>
+        <w:t>Complete task and evidence</w:t>
+      </w:r>
+    </w:p>
+    <w:p>
+      <w:pPr>
+        <w:pStyle w:val="ListBullet"/>
+      </w:pPr>
+      <w:r>
+        <w:t>Fair baselines are credible documented alternatives under the intended task and resource conditions. For room reporting, use manual authoritative lookup or deterministic matching of the requested room, not arbitrary random names. Main assistant/current register versus baseline/obsolete register confounds information freshness with method. Added same-function clubs V/W/X fixture has current E/B/D versus old C/B/A:1/3 old versus 3/3 current; align both current and both 3/3. This is a constructed counterexample, not a real model benchmark or equality claim. Separate picture same eight fixed cases and permitted sources gives A 6/8=75%, B 7/8=87.5%, difference 12.5 percentage points/one net correct; paired flips unknown. No test-case tuning in original scenario; exposing B to hidden evaluation labels breaks unseen comparison. Permitted source facts and hidden judge answers are distinct. Resource policy/timing not supplied, so no efficiency/budget claim. These aggregate results alone do not establish stable advantage or a reported significance result. Preserve conditions and complete-procedure trade-offs rather than inferring universal superiority.</w:t>
+      </w:r>
+    </w:p>
+    <w:p>
+      <w:pPr>
+        <w:pStyle w:val="ListBullet"/>
+      </w:pPr>
+      <w:r>
+        <w:t>Assistant gets current register; baseline gets an obsolete one. Assistant scores higher. Show the intermediate steps and give the conclusion with its scope.</w:t>
       </w:r>
     </w:p>
     <w:p>
@@ -373,7 +301,7 @@
         <w:pStyle w:val="Heading3"/>
       </w:pPr>
       <w:r>
-        <w:t>My explanation before partner discussion</w:t>
+        <w:t>My reasoning and evidence</w:t>
       </w:r>
     </w:p>
     <w:p>
@@ -397,16 +325,55 @@
       </w:r>
     </w:p>
     <w:p>
+      <w:r>
+        <w:t>________________________________________________________________</w:t>
+      </w:r>
+    </w:p>
+    <w:p>
+      <w:r>
+        <w:t>________________________________________________________________</w:t>
+      </w:r>
+    </w:p>
+    <w:p>
+      <w:r>
+        <w:t>________________________________________________________________</w:t>
+      </w:r>
+    </w:p>
+    <w:p>
       <w:pPr>
         <w:pStyle w:val="Heading1"/>
       </w:pPr>
       <w:r>
-        <w:t>04. Independent transfer case</w:t>
-      </w:r>
-    </w:p>
-    <w:p>
-      <w:r>
-        <w:t>Write one first attempt at the reserved independent case before feedback. Repeated copies of that case refer to the same recorded attempt.</w:t>
+        <w:t>07. W3 · Repair a misconception</w:t>
+      </w:r>
+    </w:p>
+    <w:p>
+      <w:r>
+        <w:t>Keep this task’s inputs,rule and response together.</w:t>
+      </w:r>
+    </w:p>
+    <w:p>
+      <w:pPr>
+        <w:pStyle w:val="Heading2"/>
+      </w:pPr>
+      <w:r>
+        <w:t>Complete task and evidence</w:t>
+      </w:r>
+    </w:p>
+    <w:p>
+      <w:pPr>
+        <w:pStyle w:val="ListBullet"/>
+      </w:pPr>
+      <w:r>
+        <w:t>Fair baselines are credible documented alternatives under the intended task and resource conditions. For room reporting, use manual authoritative lookup or deterministic matching of the requested room, not arbitrary random names. Main assistant/current register versus baseline/obsolete register confounds information freshness with method. Added same-function clubs V/W/X fixture has current E/B/D versus old C/B/A:1/3 old versus 3/3 current; align both current and both 3/3. This is a constructed counterexample, not a real model benchmark or equality claim. Separate picture same eight fixed cases and permitted sources gives A 6/8=75%, B 7/8=87.5%, difference 12.5 percentage points/one net correct; paired flips unknown. No test-case tuning in original scenario; exposing B to hidden evaluation labels breaks unseen comparison. Permitted source facts and hidden judge answers are distinct. Resource policy/timing not supplied, so no efficiency/budget claim. These aggregate results alone do not establish stable advantage or a reported significance result. Preserve conditions and complete-procedure trade-offs rather than inferring universal superiority.</w:t>
+      </w:r>
+    </w:p>
+    <w:p>
+      <w:pPr>
+        <w:pStyle w:val="ListBullet"/>
+      </w:pPr>
+      <w:r>
+        <w:t>A report omits this qualification: A baseline is credible relative to the task, not merely a procedure easy to outperform. Explain how omitting it could change a reader's interpretation, and write an accurate replacement.</w:t>
       </w:r>
     </w:p>
     <w:p>
@@ -414,31 +381,154 @@
         <w:pStyle w:val="Heading3"/>
       </w:pPr>
       <w:r>
+        <w:t>My reasoning and evidence</w:t>
+      </w:r>
+    </w:p>
+    <w:p>
+      <w:r>
+        <w:t>________________________________________________________________</w:t>
+      </w:r>
+    </w:p>
+    <w:p>
+      <w:r>
+        <w:t>________________________________________________________________</w:t>
+      </w:r>
+    </w:p>
+    <w:p>
+      <w:r>
+        <w:t>________________________________________________________________</w:t>
+      </w:r>
+    </w:p>
+    <w:p>
+      <w:r>
+        <w:t>________________________________________________________________</w:t>
+      </w:r>
+    </w:p>
+    <w:p>
+      <w:r>
+        <w:t>________________________________________________________________</w:t>
+      </w:r>
+    </w:p>
+    <w:p>
+      <w:r>
+        <w:t>________________________________________________________________</w:t>
+      </w:r>
+    </w:p>
+    <w:p>
+      <w:pPr>
+        <w:pStyle w:val="Heading1"/>
+      </w:pPr>
+      <w:r>
+        <w:t>09. W5 · Explain the limitation</w:t>
+      </w:r>
+    </w:p>
+    <w:p>
+      <w:r>
+        <w:t>Keep this task’s inputs,rule and response together.</w:t>
+      </w:r>
+    </w:p>
+    <w:p>
+      <w:pPr>
+        <w:pStyle w:val="Heading2"/>
+      </w:pPr>
+      <w:r>
+        <w:t>Complete task and evidence</w:t>
+      </w:r>
+    </w:p>
+    <w:p>
+      <w:pPr>
+        <w:pStyle w:val="ListBullet"/>
+      </w:pPr>
+      <w:r>
+        <w:t>Fair baselines are credible documented alternatives under the intended task and resource conditions. For room reporting, use manual authoritative lookup or deterministic matching of the requested room, not arbitrary random names. Main assistant/current register versus baseline/obsolete register confounds information freshness with method. Added same-function clubs V/W/X fixture has current E/B/D versus old C/B/A:1/3 old versus 3/3 current; align both current and both 3/3. This is a constructed counterexample, not a real model benchmark or equality claim. Separate picture same eight fixed cases and permitted sources gives A 6/8=75%, B 7/8=87.5%, difference 12.5 percentage points/one net correct; paired flips unknown. No test-case tuning in original scenario; exposing B to hidden evaluation labels breaks unseen comparison. Permitted source facts and hidden judge answers are distinct. Resource policy/timing not supplied, so no efficiency/budget claim. These aggregate results alone do not establish stable advantage or a reported significance result. Preserve conditions and complete-procedure trade-offs rather than inferring universal superiority.</w:t>
+      </w:r>
+    </w:p>
+    <w:p>
+      <w:pPr>
+        <w:pStyle w:val="ListBullet"/>
+      </w:pPr>
+      <w:r>
+        <w:t>For the worked scenario, propose one additional case that could reveal a failure, describe its expected outcome before running it, and explain what would need to remain fixed for a fair comparison. Do not reuse W4 as a new final test after receiving feedback.</w:t>
+      </w:r>
+    </w:p>
+    <w:p>
+      <w:pPr>
+        <w:pStyle w:val="Heading3"/>
+      </w:pPr>
+      <w:r>
+        <w:t>My reasoning and evidence</w:t>
+      </w:r>
+    </w:p>
+    <w:p>
+      <w:r>
+        <w:t>________________________________________________________________</w:t>
+      </w:r>
+    </w:p>
+    <w:p>
+      <w:r>
+        <w:t>________________________________________________________________</w:t>
+      </w:r>
+    </w:p>
+    <w:p>
+      <w:r>
+        <w:t>________________________________________________________________</w:t>
+      </w:r>
+    </w:p>
+    <w:p>
+      <w:r>
+        <w:t>________________________________________________________________</w:t>
+      </w:r>
+    </w:p>
+    <w:p>
+      <w:r>
+        <w:t>________________________________________________________________</w:t>
+      </w:r>
+    </w:p>
+    <w:p>
+      <w:r>
+        <w:t>________________________________________________________________</w:t>
+      </w:r>
+    </w:p>
+    <w:p>
+      <w:r>
+        <w:t>________________________________________________________________</w:t>
+      </w:r>
+    </w:p>
+    <w:p>
+      <w:pPr>
+        <w:pStyle w:val="Heading1"/>
+      </w:pPr>
+      <w:r>
+        <w:t>04. Try alone · Selected transfer</w:t>
+      </w:r>
+    </w:p>
+    <w:p>
+      <w:r>
+        <w:t>Keep this task’s inputs,rule and response together.</w:t>
+      </w:r>
+    </w:p>
+    <w:p>
+      <w:pPr>
+        <w:pStyle w:val="Heading2"/>
+      </w:pPr>
+      <w:r>
+        <w:t>Complete task and evidence</w:t>
+      </w:r>
+    </w:p>
+    <w:p>
+      <w:pPr>
+        <w:pStyle w:val="Heading3"/>
+      </w:pPr>
+      <w:r>
         <w:t>Independent case: Apply a new case independently</w:t>
       </w:r>
     </w:p>
     <w:p>
       <w:pPr>
-        <w:spacing w:line="336" w:lineRule="auto" w:after="180"/>
-        <w:shd w:fill="F5F1FB"/>
-      </w:pPr>
-      <w:r>
-        <w:rPr>
-          <w:b w:val="0"/>
-        </w:rPr>
-        <w:t xml:space="preserve">Model uses12 seconds and </w:t>
-      </w:r>
-      <w:r>
-        <w:rPr>
-          <w:b/>
-        </w:rPr>
-        <w:t>baseline</w:t>
-      </w:r>
-      <w:r>
-        <w:rPr>
-          <w:b w:val="0"/>
-        </w:rPr>
-        <w:t>2 on each case. Task has a3-second budget. How should results be framed?</w:t>
+        <w:pStyle w:val="ListBullet"/>
+      </w:pPr>
+      <w:r>
+        <w:t>Model uses 12 seconds and baseline 2 on each case. Task has a 3-second budget. How should results be framed?</w:t>
       </w:r>
     </w:p>
     <w:p>
@@ -486,12 +576,9 @@
     </w:p>
     <w:p>
       <w:pPr>
-        <w:spacing w:line="336" w:lineRule="auto" w:after="180"/>
-      </w:pPr>
-      <w:r>
-        <w:rPr>
-          <w:b w:val="0"/>
-        </w:rPr>
+        <w:pStyle w:val="ListBullet"/>
+      </w:pPr>
+      <w:r>
         <w:t>Attempt this case before feedback. Record any help. Earlier examples below are further practice; a case already practised with feedback cannot establish fresh transfer.</w:t>
       </w:r>
     </w:p>
@@ -500,59 +587,28 @@
         <w:pStyle w:val="Heading1"/>
       </w:pPr>
       <w:r>
-        <w:t>05. W1 Explain the mechanism</w:t>
-      </w:r>
-    </w:p>
-    <w:p>
-      <w:r>
-        <w:t>Explain the mechanism. Apply the supplied Baselines and fair comparisons facts and keep your reasoning.</w:t>
-      </w:r>
-    </w:p>
-    <w:p>
-      <w:pPr>
-        <w:spacing w:line="336" w:lineRule="auto" w:after="180"/>
-      </w:pPr>
-      <w:r>
-        <w:rPr>
-          <w:b w:val="0"/>
-        </w:rPr>
-        <w:t xml:space="preserve">Explain the weekly </w:t>
-      </w:r>
-      <w:r>
-        <w:rPr>
-          <w:b/>
-        </w:rPr>
-        <w:t>mechanism</w:t>
-      </w:r>
-      <w:r>
-        <w:rPr>
-          <w:b w:val="0"/>
-        </w:rPr>
-        <w:t xml:space="preserve"> in your own words. Use the worked scenario to name its </w:t>
-      </w:r>
-      <w:r>
-        <w:rPr>
-          <w:b/>
-        </w:rPr>
-        <w:t>input</w:t>
-      </w:r>
-      <w:r>
-        <w:rPr>
-          <w:b w:val="0"/>
-        </w:rPr>
-        <w:t xml:space="preserve">, decision rule and </w:t>
-      </w:r>
-      <w:r>
-        <w:rPr>
-          <w:b/>
-        </w:rPr>
-        <w:t>output</w:t>
-      </w:r>
-      <w:r>
-        <w:rPr>
-          <w:b w:val="0"/>
-        </w:rPr>
-        <w:t>.</w:t>
+        <w:t>10. Project · Keep the research evidence</w:t>
+      </w:r>
+    </w:p>
+    <w:p>
+      <w:r>
+        <w:t>Preserve the question, protocol, observations, analysis and limits.</w:t>
+      </w:r>
+    </w:p>
+    <w:p>
+      <w:pPr>
+        <w:pStyle w:val="Heading2"/>
+      </w:pPr>
+      <w:r>
+        <w:t>Complete task and evidence</w:t>
+      </w:r>
+    </w:p>
+    <w:p>
+      <w:pPr>
+        <w:pStyle w:val="ListBullet"/>
+      </w:pPr>
+      <w:r>
+        <w:t>Add a labelled baselines and fair comparisons evidence sheet to Reproducible AI Research Study. Show how you can explain the mechanism and terminology of baselines and fair comparisons. Use the supplied fictional case and keep its inputs, intermediate steps, calculation or prediction, and limitation. Connect this record to last week’s record; a matching answer without a trace is insufficient.</w:t>
       </w:r>
     </w:p>
     <w:p>
@@ -560,7 +616,7 @@
         <w:pStyle w:val="Heading3"/>
       </w:pPr>
       <w:r>
-        <w:t>My reasoning and evidence</w:t>
+        <w:t>My project change, supporting evidence and remaining limit</w:t>
       </w:r>
     </w:p>
     <w:p>
@@ -598,473 +654,20 @@
         <w:pStyle w:val="Heading1"/>
       </w:pPr>
       <w:r>
-        <w:t>06. W2 Trace the worked case</w:t>
-      </w:r>
-    </w:p>
-    <w:p>
-      <w:r>
-        <w:t>Trace the worked case. Apply the supplied Baselines and fair comparisons facts and keep your reasoning.</w:t>
-      </w:r>
-    </w:p>
-    <w:p>
-      <w:pPr>
-        <w:spacing w:line="336" w:lineRule="auto" w:after="180"/>
-      </w:pPr>
-      <w:r>
-        <w:rPr>
-          <w:b w:val="0"/>
-        </w:rPr>
-        <w:t xml:space="preserve">Assistant gets current register; </w:t>
-      </w:r>
-      <w:r>
-        <w:rPr>
-          <w:b/>
-        </w:rPr>
-        <w:t>baseline</w:t>
-      </w:r>
-      <w:r>
-        <w:rPr>
-          <w:b w:val="0"/>
-        </w:rPr>
-        <w:t xml:space="preserve"> gets an obsolete one. Assistant scores higher. Show the intermediate steps and give the conclusion with its scope.</w:t>
-      </w:r>
-    </w:p>
-    <w:p>
-      <w:pPr>
-        <w:pStyle w:val="Heading3"/>
-      </w:pPr>
-      <w:r>
-        <w:t>My reasoning and evidence</w:t>
-      </w:r>
-    </w:p>
-    <w:p>
-      <w:r>
-        <w:t>________________________________________________________________</w:t>
-      </w:r>
-    </w:p>
-    <w:p>
-      <w:r>
-        <w:t>________________________________________________________________</w:t>
-      </w:r>
-    </w:p>
-    <w:p>
-      <w:r>
-        <w:t>________________________________________________________________</w:t>
-      </w:r>
-    </w:p>
-    <w:p>
-      <w:r>
-        <w:t>________________________________________________________________</w:t>
-      </w:r>
-    </w:p>
-    <w:p>
-      <w:r>
-        <w:t>________________________________________________________________</w:t>
-      </w:r>
-    </w:p>
-    <w:p>
-      <w:r>
-        <w:t>________________________________________________________________</w:t>
-      </w:r>
-    </w:p>
-    <w:p>
-      <w:r>
-        <w:t>________________________________________________________________</w:t>
-      </w:r>
-    </w:p>
-    <w:p>
-      <w:pPr>
-        <w:pStyle w:val="Heading1"/>
-      </w:pPr>
-      <w:r>
-        <w:t>07. W3 Audit the limit</w:t>
-      </w:r>
-    </w:p>
-    <w:p>
-      <w:r>
-        <w:t>Audit the limit. Apply the supplied Baselines and fair comparisons facts and keep your reasoning.</w:t>
-      </w:r>
-    </w:p>
-    <w:p>
-      <w:pPr>
-        <w:spacing w:line="336" w:lineRule="auto" w:after="180"/>
-      </w:pPr>
-      <w:r>
-        <w:rPr>
-          <w:b w:val="0"/>
-        </w:rPr>
-        <w:t xml:space="preserve">A report omits this qualification: A </w:t>
-      </w:r>
-      <w:r>
-        <w:rPr>
-          <w:b/>
-        </w:rPr>
-        <w:t>baseline</w:t>
-      </w:r>
-      <w:r>
-        <w:rPr>
-          <w:b w:val="0"/>
-        </w:rPr>
-        <w:t xml:space="preserve"> is credible relative to the task, not merely a procedure easy to outperform. Explain how omitting it could change a reader's interpretation, and write an accurate replacement.</w:t>
-      </w:r>
-    </w:p>
-    <w:p>
-      <w:pPr>
-        <w:pStyle w:val="Heading3"/>
-      </w:pPr>
-      <w:r>
-        <w:t>My reasoning and evidence</w:t>
-      </w:r>
-    </w:p>
-    <w:p>
-      <w:r>
-        <w:t>________________________________________________________________</w:t>
-      </w:r>
-    </w:p>
-    <w:p>
-      <w:r>
-        <w:t>________________________________________________________________</w:t>
-      </w:r>
-    </w:p>
-    <w:p>
-      <w:r>
-        <w:t>________________________________________________________________</w:t>
-      </w:r>
-    </w:p>
-    <w:p>
-      <w:r>
-        <w:t>________________________________________________________________</w:t>
-      </w:r>
-    </w:p>
-    <w:p>
-      <w:r>
-        <w:t>________________________________________________________________</w:t>
-      </w:r>
-    </w:p>
-    <w:p>
-      <w:r>
-        <w:t>________________________________________________________________</w:t>
-      </w:r>
-    </w:p>
-    <w:p>
-      <w:pPr>
-        <w:pStyle w:val="Heading1"/>
-      </w:pPr>
-      <w:r>
-        <w:t>08. W4 Apply a new case independently</w:t>
-      </w:r>
-    </w:p>
-    <w:p>
-      <w:r>
-        <w:t>Attempt before feedback. If this repeats the selected independent case, reuse that first attempt; otherwise keep a separate record. Apply a new case independently. Apply the supplied Baselines and fair comparisons facts and keep your reasoning.</w:t>
-      </w:r>
-    </w:p>
-    <w:p>
-      <w:pPr>
-        <w:spacing w:line="336" w:lineRule="auto" w:after="180"/>
-        <w:shd w:fill="F5F1FB"/>
-      </w:pPr>
-      <w:r>
-        <w:rPr>
-          <w:b w:val="0"/>
-        </w:rPr>
-        <w:t xml:space="preserve">Model uses12 seconds and </w:t>
-      </w:r>
-      <w:r>
-        <w:rPr>
-          <w:b/>
-        </w:rPr>
-        <w:t>baseline</w:t>
-      </w:r>
-      <w:r>
-        <w:rPr>
-          <w:b w:val="0"/>
-        </w:rPr>
-        <w:t>2 on each case. Task has a3-second budget. How should results be framed?</w:t>
-      </w:r>
-    </w:p>
-    <w:p>
-      <w:pPr>
-        <w:pStyle w:val="Heading3"/>
-      </w:pPr>
-      <w:r>
-        <w:t>My reasoning and evidence</w:t>
-      </w:r>
-    </w:p>
-    <w:p>
-      <w:r>
-        <w:t>________________________________________________________________</w:t>
-      </w:r>
-    </w:p>
-    <w:p>
-      <w:r>
-        <w:t>________________________________________________________________</w:t>
-      </w:r>
-    </w:p>
-    <w:p>
-      <w:r>
-        <w:t>________________________________________________________________</w:t>
-      </w:r>
-    </w:p>
-    <w:p>
-      <w:r>
-        <w:t>________________________________________________________________</w:t>
-      </w:r>
-    </w:p>
-    <w:p>
-      <w:r>
-        <w:t>________________________________________________________________</w:t>
-      </w:r>
-    </w:p>
-    <w:p>
-      <w:r>
-        <w:t>________________________________________________________________</w:t>
-      </w:r>
-    </w:p>
-    <w:p>
-      <w:r>
-        <w:t>________________________________________________________________</w:t>
-      </w:r>
-    </w:p>
-    <w:p>
-      <w:r>
-        <w:t>________________________________________________________________</w:t>
-      </w:r>
-    </w:p>
-    <w:p>
-      <w:pPr>
-        <w:pStyle w:val="Heading1"/>
-      </w:pPr>
-      <w:r>
-        <w:t>09. W5 Design a revealing follow-up</w:t>
-      </w:r>
-    </w:p>
-    <w:p>
-      <w:r>
-        <w:t>Design a revealing follow-up. Apply the supplied Baselines and fair comparisons facts and keep your reasoning.</w:t>
-      </w:r>
-    </w:p>
-    <w:p>
-      <w:pPr>
-        <w:spacing w:line="336" w:lineRule="auto" w:after="180"/>
-      </w:pPr>
-      <w:r>
-        <w:rPr>
-          <w:b w:val="0"/>
-        </w:rPr>
-        <w:t>For the worked scenario, propose one additional case that could reveal a failure, describe its expected outcome before running it, and explain what would need to remain fixed for a fair comparison.</w:t>
-      </w:r>
-    </w:p>
-    <w:p>
-      <w:pPr>
-        <w:spacing w:line="336" w:lineRule="auto" w:after="180"/>
-      </w:pPr>
-      <w:r>
-        <w:rPr>
-          <w:b w:val="0"/>
-        </w:rPr>
-        <w:t>Do not reuse W4 as a new final test after receiving feedback.</w:t>
-      </w:r>
-    </w:p>
-    <w:p>
-      <w:pPr>
-        <w:pStyle w:val="Heading3"/>
-      </w:pPr>
-      <w:r>
-        <w:t>My reasoning and evidence</w:t>
-      </w:r>
-    </w:p>
-    <w:p>
-      <w:r>
-        <w:t>________________________________________________________________</w:t>
-      </w:r>
-    </w:p>
-    <w:p>
-      <w:r>
-        <w:t>________________________________________________________________</w:t>
-      </w:r>
-    </w:p>
-    <w:p>
-      <w:r>
-        <w:t>________________________________________________________________</w:t>
-      </w:r>
-    </w:p>
-    <w:p>
-      <w:r>
-        <w:t>________________________________________________________________</w:t>
-      </w:r>
-    </w:p>
-    <w:p>
-      <w:r>
-        <w:t>________________________________________________________________</w:t>
-      </w:r>
-    </w:p>
-    <w:p>
-      <w:r>
-        <w:t>________________________________________________________________</w:t>
-      </w:r>
-    </w:p>
-    <w:p>
-      <w:r>
-        <w:t>________________________________________________________________</w:t>
-      </w:r>
-    </w:p>
-    <w:p>
-      <w:pPr>
-        <w:pStyle w:val="Heading1"/>
-      </w:pPr>
-      <w:r>
-        <w:t>10. Project checkpoint and reflection</w:t>
-      </w:r>
-    </w:p>
-    <w:p>
-      <w:r>
-        <w:t>Connect Baselines and fair comparisons to Reproducible AI Research Study, identify a limit and choose the next useful test.</w:t>
-      </w:r>
-    </w:p>
-    <w:p>
-      <w:pPr>
-        <w:spacing w:line="336" w:lineRule="auto" w:after="180"/>
-      </w:pPr>
-      <w:r>
-        <w:rPr>
-          <w:b w:val="0"/>
-        </w:rPr>
-        <w:t xml:space="preserve">Add a labelled </w:t>
-      </w:r>
-      <w:r>
-        <w:rPr>
-          <w:b/>
-        </w:rPr>
-        <w:t>baseline</w:t>
-      </w:r>
-      <w:r>
-        <w:rPr>
-          <w:b w:val="0"/>
-        </w:rPr>
-        <w:t xml:space="preserve">s and fair comparisons </w:t>
-      </w:r>
-      <w:r>
-        <w:rPr>
-          <w:b/>
-        </w:rPr>
-        <w:t>evidence</w:t>
-      </w:r>
-      <w:r>
-        <w:rPr>
-          <w:b w:val="0"/>
-        </w:rPr>
-        <w:t xml:space="preserve"> sheet to Reproducible AI Research Study. Show how you can explain the </w:t>
-      </w:r>
-      <w:r>
-        <w:rPr>
-          <w:b/>
-        </w:rPr>
-        <w:t>mechanism</w:t>
-      </w:r>
-      <w:r>
-        <w:rPr>
-          <w:b w:val="0"/>
-        </w:rPr>
-        <w:t xml:space="preserve"> and terminology of </w:t>
-      </w:r>
-      <w:r>
-        <w:rPr>
-          <w:b/>
-        </w:rPr>
-        <w:t>baseline</w:t>
-      </w:r>
-      <w:r>
-        <w:rPr>
-          <w:b w:val="0"/>
-        </w:rPr>
-        <w:t>s and fair comparisons.</w:t>
-      </w:r>
-    </w:p>
-    <w:p>
-      <w:pPr>
-        <w:spacing w:line="336" w:lineRule="auto" w:after="180"/>
-      </w:pPr>
-      <w:r>
-        <w:rPr>
-          <w:b w:val="0"/>
-        </w:rPr>
-        <w:t xml:space="preserve">Use the supplied fictional case and keep its </w:t>
-      </w:r>
-      <w:r>
-        <w:rPr>
-          <w:b/>
-        </w:rPr>
-        <w:t>input</w:t>
-      </w:r>
-      <w:r>
-        <w:rPr>
-          <w:b w:val="0"/>
-        </w:rPr>
-        <w:t xml:space="preserve">s, intermediate steps, calculation or </w:t>
-      </w:r>
-      <w:r>
-        <w:rPr>
-          <w:b/>
-        </w:rPr>
-        <w:t>prediction</w:t>
-      </w:r>
-      <w:r>
-        <w:rPr>
-          <w:b w:val="0"/>
-        </w:rPr>
-        <w:t>, and limitation. Connect this record to last week’s record; a matching answer without a trace is insufficient.</w:t>
-      </w:r>
-    </w:p>
-    <w:p>
-      <w:pPr>
-        <w:pStyle w:val="Heading3"/>
-      </w:pPr>
-      <w:r>
-        <w:t>My project change, supporting evidence and remaining limit</w:t>
-      </w:r>
-    </w:p>
-    <w:p>
-      <w:r>
-        <w:t>________________________________________________________________</w:t>
-      </w:r>
-    </w:p>
-    <w:p>
-      <w:r>
-        <w:t>________________________________________________________________</w:t>
-      </w:r>
-    </w:p>
-    <w:p>
-      <w:r>
-        <w:t>________________________________________________________________</w:t>
-      </w:r>
-    </w:p>
-    <w:p>
-      <w:r>
-        <w:t>________________________________________________________________</w:t>
-      </w:r>
-    </w:p>
-    <w:p>
-      <w:r>
-        <w:t>________________________________________________________________</w:t>
-      </w:r>
-    </w:p>
-    <w:p>
-      <w:r>
-        <w:t>________________________________________________________________</w:t>
-      </w:r>
-    </w:p>
-    <w:p>
-      <w:pPr>
-        <w:pStyle w:val="Heading1"/>
-      </w:pPr>
-      <w:r>
-        <w:t>11. Feedback, return check and learning record</w:t>
-      </w:r>
-    </w:p>
-    <w:p>
-      <w:r>
-        <w:t>Record the first repaired step and a different case to revisit after a delay.</w:t>
+        <w:t>11. Feedback · Repair and return</w:t>
+      </w:r>
+    </w:p>
+    <w:p>
+      <w:r>
+        <w:t>Keep this task’s inputs,rule and response together.</w:t>
+      </w:r>
+    </w:p>
+    <w:p>
+      <w:pPr>
+        <w:pStyle w:val="Heading2"/>
+      </w:pPr>
+      <w:r>
+        <w:t>Complete task and evidence</w:t>
       </w:r>
     </w:p>
     <w:tbl>
@@ -1205,12 +808,9 @@
     </w:tbl>
     <w:p>
       <w:pPr>
-        <w:spacing w:line="336" w:lineRule="auto" w:after="180"/>
-      </w:pPr>
-      <w:r>
-        <w:rPr>
-          <w:b w:val="0"/>
-        </w:rPr>
+        <w:pStyle w:val="ListBullet"/>
+      </w:pPr>
+      <w:r>
         <w:t>Revisit this idea with your teacher after a delay. Familiarity is different from explaining and using it on a changed case.</w:t>
       </w:r>
     </w:p>
@@ -1219,45 +819,321 @@
         <w:pStyle w:val="Heading1"/>
       </w:pPr>
       <w:r>
-        <w:t>12. Pictorial case practice: Baselines and fair comparisons</w:t>
-      </w:r>
-    </w:p>
-    <w:p>
-      <w:r>
-        <w:t>A baseline deserves a fair chance. Two classifiers answer the same eight fixed questions with the same allowed sources. Explain the labelled step before checking the changed condition.</w:t>
-      </w:r>
-    </w:p>
-    <w:p>
-      <w:pPr>
-        <w:spacing w:line="336" w:lineRule="auto" w:after="180"/>
-      </w:pPr>
-      <w:r>
-        <w:rPr>
-          <w:b w:val="0"/>
-        </w:rPr>
-        <w:t xml:space="preserve">A </w:t>
-      </w:r>
-      <w:r>
-        <w:rPr>
-          <w:b/>
-        </w:rPr>
-        <w:t>baseline</w:t>
-      </w:r>
-      <w:r>
-        <w:rPr>
-          <w:b w:val="0"/>
-        </w:rPr>
-        <w:t xml:space="preserve"> deserves a fair chance. Two classifiers answer the same eight fixed questions with the same allowed sources.</w:t>
-      </w:r>
-    </w:p>
-    <w:p>
-      <w:pPr>
-        <w:spacing w:line="336" w:lineRule="auto" w:after="180"/>
-      </w:pPr>
-      <w:r>
-        <w:rPr>
-          <w:b w:val="0"/>
-        </w:rPr>
+        <w:t>Reference bank and extra practice</w:t>
+      </w:r>
+    </w:p>
+    <w:p>
+      <w:pPr>
+        <w:pStyle w:val="Heading1"/>
+      </w:pPr>
+      <w:r>
+        <w:t>02. Reference · Supported W2 record</w:t>
+      </w:r>
+    </w:p>
+    <w:p>
+      <w:r>
+        <w:t>Keep this task’s inputs,rule and response together.</w:t>
+      </w:r>
+    </w:p>
+    <w:p>
+      <w:pPr>
+        <w:pStyle w:val="Heading2"/>
+      </w:pPr>
+      <w:r>
+        <w:t>Complete task and evidence</w:t>
+      </w:r>
+    </w:p>
+    <w:p>
+      <w:pPr>
+        <w:pStyle w:val="ListBullet"/>
+      </w:pPr>
+      <w:r>
+        <w:t>Use W2: Trace the worked case for Baselines and fair comparisons. Record the answer once; the lesson and workbook refer to the same attempt.</w:t>
+      </w:r>
+    </w:p>
+    <w:tbl>
+      <w:tblPr>
+        <w:tblStyle w:val="LightShading-Accent1"/>
+        <w:tblW w:type="auto" w:w="0"/>
+        <w:tblLook w:firstColumn="1" w:firstRow="1" w:lastColumn="0" w:lastRow="0" w:noHBand="0" w:noVBand="1" w:val="04A0"/>
+      </w:tblPr>
+      <w:tblGrid>
+        <w:gridCol w:w="2556"/>
+        <w:gridCol w:w="2556"/>
+        <w:gridCol w:w="2556"/>
+        <w:gridCol w:w="2556"/>
+      </w:tblGrid>
+      <w:tr>
+        <w:trPr>
+          <w:tblHeader/>
+        </w:trPr>
+        <w:tc>
+          <w:tcPr>
+            <w:tcW w:type="dxa" w:w="2556"/>
+          </w:tcPr>
+          <w:p>
+            <w:r>
+              <w:t>Given inputs</w:t>
+            </w:r>
+          </w:p>
+        </w:tc>
+        <w:tc>
+          <w:tcPr>
+            <w:tcW w:type="dxa" w:w="2556"/>
+          </w:tcPr>
+          <w:p>
+            <w:r>
+              <w:t>Procedure I chose</w:t>
+            </w:r>
+          </w:p>
+        </w:tc>
+        <w:tc>
+          <w:tcPr>
+            <w:tcW w:type="dxa" w:w="2556"/>
+          </w:tcPr>
+          <w:p>
+            <w:r>
+              <w:t>Middle steps</w:t>
+            </w:r>
+          </w:p>
+        </w:tc>
+        <w:tc>
+          <w:tcPr>
+            <w:tcW w:type="dxa" w:w="2556"/>
+          </w:tcPr>
+          <w:p>
+            <w:r>
+              <w:t>Result and check</w:t>
+            </w:r>
+          </w:p>
+        </w:tc>
+      </w:tr>
+      <w:tr>
+        <w:tc>
+          <w:tcPr>
+            <w:tcW w:type="dxa" w:w="2556"/>
+          </w:tcPr>
+          <w:p>
+            <w:r/>
+          </w:p>
+        </w:tc>
+        <w:tc>
+          <w:tcPr>
+            <w:tcW w:type="dxa" w:w="2556"/>
+          </w:tcPr>
+          <w:p>
+            <w:r/>
+          </w:p>
+        </w:tc>
+        <w:tc>
+          <w:tcPr>
+            <w:tcW w:type="dxa" w:w="2556"/>
+          </w:tcPr>
+          <w:p>
+            <w:r/>
+          </w:p>
+        </w:tc>
+        <w:tc>
+          <w:tcPr>
+            <w:tcW w:type="dxa" w:w="2556"/>
+          </w:tcPr>
+          <w:p>
+            <w:r/>
+          </w:p>
+        </w:tc>
+      </w:tr>
+    </w:tbl>
+    <w:p>
+      <w:pPr>
+        <w:pStyle w:val="Heading3"/>
+      </w:pPr>
+      <w:r>
+        <w:t>The step I completed without help, and the hint I needed</w:t>
+      </w:r>
+    </w:p>
+    <w:p>
+      <w:r>
+        <w:t>________________________________________________________________</w:t>
+      </w:r>
+    </w:p>
+    <w:p>
+      <w:r>
+        <w:t>________________________________________________________________</w:t>
+      </w:r>
+    </w:p>
+    <w:p>
+      <w:r>
+        <w:t>________________________________________________________________</w:t>
+      </w:r>
+    </w:p>
+    <w:p>
+      <w:pPr>
+        <w:pStyle w:val="Heading1"/>
+      </w:pPr>
+      <w:r>
+        <w:t>03. Extra practice · Individual reasoning check</w:t>
+      </w:r>
+    </w:p>
+    <w:p>
+      <w:r>
+        <w:t>Keep this task’s inputs,rule and response together.</w:t>
+      </w:r>
+    </w:p>
+    <w:p>
+      <w:pPr>
+        <w:pStyle w:val="Heading2"/>
+      </w:pPr>
+      <w:r>
+        <w:t>Complete task and evidence</w:t>
+      </w:r>
+    </w:p>
+    <w:p>
+      <w:pPr>
+        <w:pStyle w:val="ListBullet"/>
+      </w:pPr>
+      <w:r>
+        <w:t>Use the worked case for Baselines and fair comparisons. Proposed explanation: “The worked result establishes every future case”. Decide whether this explanation is supported. Point to the step or supplied fact that decides; explain your repair if needed.</w:t>
+      </w:r>
+    </w:p>
+    <w:p>
+      <w:pPr>
+        <w:pStyle w:val="Heading3"/>
+      </w:pPr>
+      <w:r>
+        <w:t>My explanation before partner discussion</w:t>
+      </w:r>
+    </w:p>
+    <w:p>
+      <w:r>
+        <w:t>________________________________________________________________</w:t>
+      </w:r>
+    </w:p>
+    <w:p>
+      <w:r>
+        <w:t>________________________________________________________________</w:t>
+      </w:r>
+    </w:p>
+    <w:p>
+      <w:r>
+        <w:t>________________________________________________________________</w:t>
+      </w:r>
+    </w:p>
+    <w:p>
+      <w:r>
+        <w:t>________________________________________________________________</w:t>
+      </w:r>
+    </w:p>
+    <w:p>
+      <w:pPr>
+        <w:pStyle w:val="Heading1"/>
+      </w:pPr>
+      <w:r>
+        <w:t>08. Reference · Earlier W4 response copy</w:t>
+      </w:r>
+    </w:p>
+    <w:p>
+      <w:r>
+        <w:t>Keep this task’s inputs,rule and response together.</w:t>
+      </w:r>
+    </w:p>
+    <w:p>
+      <w:pPr>
+        <w:pStyle w:val="Heading2"/>
+      </w:pPr>
+      <w:r>
+        <w:t>Complete task and evidence</w:t>
+      </w:r>
+    </w:p>
+    <w:p>
+      <w:pPr>
+        <w:pStyle w:val="ListBullet"/>
+      </w:pPr>
+      <w:r>
+        <w:t>Model uses 12 seconds and baseline 2 on each case. Task has a 3-second budget. How should results be framed?</w:t>
+      </w:r>
+    </w:p>
+    <w:p>
+      <w:pPr>
+        <w:pStyle w:val="Heading3"/>
+      </w:pPr>
+      <w:r>
+        <w:t>My reasoning and evidence</w:t>
+      </w:r>
+    </w:p>
+    <w:p>
+      <w:r>
+        <w:t>________________________________________________________________</w:t>
+      </w:r>
+    </w:p>
+    <w:p>
+      <w:r>
+        <w:t>________________________________________________________________</w:t>
+      </w:r>
+    </w:p>
+    <w:p>
+      <w:r>
+        <w:t>________________________________________________________________</w:t>
+      </w:r>
+    </w:p>
+    <w:p>
+      <w:r>
+        <w:t>________________________________________________________________</w:t>
+      </w:r>
+    </w:p>
+    <w:p>
+      <w:r>
+        <w:t>________________________________________________________________</w:t>
+      </w:r>
+    </w:p>
+    <w:p>
+      <w:r>
+        <w:t>________________________________________________________________</w:t>
+      </w:r>
+    </w:p>
+    <w:p>
+      <w:r>
+        <w:t>________________________________________________________________</w:t>
+      </w:r>
+    </w:p>
+    <w:p>
+      <w:r>
+        <w:t>________________________________________________________________</w:t>
+      </w:r>
+    </w:p>
+    <w:p>
+      <w:pPr>
+        <w:pStyle w:val="Heading1"/>
+      </w:pPr>
+      <w:r>
+        <w:t>12. Extra practice · Pictured case</w:t>
+      </w:r>
+    </w:p>
+    <w:p>
+      <w:r>
+        <w:t>Keep this task’s inputs,rule and response together.</w:t>
+      </w:r>
+    </w:p>
+    <w:p>
+      <w:pPr>
+        <w:pStyle w:val="Heading2"/>
+      </w:pPr>
+      <w:r>
+        <w:t>Complete task and evidence</w:t>
+      </w:r>
+    </w:p>
+    <w:p>
+      <w:pPr>
+        <w:pStyle w:val="ListBullet"/>
+      </w:pPr>
+      <w:r>
+        <w:t>A baseline deserves a fair chance. Two classifiers answer the same eight fixed questions with the same allowed sources.</w:t>
+      </w:r>
+    </w:p>
+    <w:p>
+      <w:pPr>
+        <w:pStyle w:val="ListBullet"/>
+      </w:pPr>
+      <w:r>
         <w:t>Simple rule A: 6/8 correct. New model B: 7/8 correct. No test case is used to tune either version.</w:t>
       </w:r>
     </w:p>
@@ -1335,26 +1211,10 @@
     </w:p>
     <w:p>
       <w:pPr>
-        <w:spacing w:line="336" w:lineRule="auto" w:after="180"/>
-        <w:shd w:fill="F5F1FB"/>
-      </w:pPr>
-      <w:r>
-        <w:rPr>
-          <w:b w:val="0"/>
-        </w:rPr>
-        <w:t xml:space="preserve">Calculate 6/8 and 7/8 correctness and name the one-case gain. Why is giving B the answer key incompatible with an unseen comparison to the simple </w:t>
-      </w:r>
-      <w:r>
-        <w:rPr>
-          <w:b/>
-        </w:rPr>
-        <w:t>baseline</w:t>
-      </w:r>
-      <w:r>
-        <w:rPr>
-          <w:b w:val="0"/>
-        </w:rPr>
-        <w:t>?</w:t>
+        <w:pStyle w:val="ListBullet"/>
+      </w:pPr>
+      <w:r>
+        <w:t>Calculate 6/8 and 7/8 correctness and name the one-case gain. Why is giving B the answer key incompatible with an unseen comparison to the simple baseline?</w:t>
       </w:r>
     </w:p>
     <w:p>
@@ -1397,56 +1257,18 @@
     </w:p>
     <w:p>
       <w:pPr>
-        <w:pStyle w:val="Heading3"/>
-      </w:pPr>
-      <w:r>
-        <w:t>Record the help used</w:t>
-      </w:r>
-    </w:p>
-    <w:p>
-      <w:pPr>
-        <w:spacing w:line="336" w:lineRule="auto" w:after="180"/>
-        <w:shd w:fill="F1F6F8"/>
-      </w:pPr>
-      <w:r>
-        <w:rPr>
-          <w:b w:val="0"/>
-        </w:rPr>
-        <w:t xml:space="preserve">Support used: alone / hint / worked example. This record is practice </w:t>
-      </w:r>
-      <w:r>
-        <w:rPr>
-          <w:b/>
-        </w:rPr>
-        <w:t>evidence</w:t>
-      </w:r>
-      <w:r>
-        <w:rPr>
-          <w:b w:val="0"/>
-        </w:rPr>
-        <w:t>.</w:t>
-      </w:r>
-    </w:p>
-    <w:p>
-      <w:pPr>
-        <w:spacing w:line="336" w:lineRule="auto" w:after="180"/>
-      </w:pPr>
-      <w:r>
-        <w:rPr>
-          <w:b w:val="0"/>
-        </w:rPr>
-        <w:t>Project connection: For the Reproducible AI Research Study, retain an annotated worked trace and the changed-case reasoning.</w:t>
-      </w:r>
-    </w:p>
-    <w:p>
-      <w:pPr>
-        <w:spacing w:line="336" w:lineRule="auto" w:after="180"/>
-      </w:pPr>
-      <w:r>
-        <w:rPr>
-          <w:b w:val="0"/>
-        </w:rPr>
-        <w:t>Connect the claim to its records, units and assumptions so another investigator can challenge or reproduce it.</w:t>
+        <w:pStyle w:val="ListBullet"/>
+      </w:pPr>
+      <w:r>
+        <w:t>Support used: alone / hint / worked example. This record is practice evidence.</w:t>
+      </w:r>
+    </w:p>
+    <w:p>
+      <w:pPr>
+        <w:pStyle w:val="ListBullet"/>
+      </w:pPr>
+      <w:r>
+        <w:t>Project connection: For the Reproducible AI Research Study, retain an annotated worked trace and the changed-case reasoning. Connect the claim to its records, units and assumptions so another investigator can challenge or reproduce it.</w:t>
       </w:r>
     </w:p>
     <w:p>
@@ -1454,68 +1276,43 @@
         <w:pStyle w:val="Heading1"/>
       </w:pPr>
       <w:r>
-        <w:t>13. Project portfolio milestone</w:t>
-      </w:r>
-    </w:p>
-    <w:p>
-      <w:r>
-        <w:t>Keep this week’s input, deciding step, result and limit together in the Reproducible AI Research Study record.</w:t>
-      </w:r>
-    </w:p>
-    <w:p>
-      <w:pPr>
-        <w:spacing w:line="336" w:lineRule="auto" w:after="180"/>
-      </w:pPr>
-      <w:r>
-        <w:rPr>
-          <w:b w:val="0"/>
-        </w:rPr>
+        <w:t>13. Reference · Project milestone</w:t>
+      </w:r>
+    </w:p>
+    <w:p>
+      <w:r>
+        <w:t>Keep this task’s inputs,rule and response together.</w:t>
+      </w:r>
+    </w:p>
+    <w:p>
+      <w:pPr>
+        <w:pStyle w:val="Heading2"/>
+      </w:pPr>
+      <w:r>
+        <w:t>Complete task and evidence</w:t>
+      </w:r>
+    </w:p>
+    <w:p>
+      <w:pPr>
+        <w:pStyle w:val="ListBullet"/>
+      </w:pPr>
+      <w:r>
         <w:t>Project: Reproducible AI Research Study</w:t>
       </w:r>
     </w:p>
     <w:p>
       <w:pPr>
-        <w:spacing w:line="336" w:lineRule="auto" w:after="180"/>
-      </w:pPr>
-      <w:r>
-        <w:rPr>
-          <w:b w:val="0"/>
-        </w:rPr>
-        <w:t xml:space="preserve">Current milestone: Make a transparent first version. Keep a trace of how one </w:t>
-      </w:r>
-      <w:r>
-        <w:rPr>
-          <w:b/>
-        </w:rPr>
-        <w:t>input</w:t>
-      </w:r>
-      <w:r>
-        <w:rPr>
-          <w:b w:val="0"/>
-        </w:rPr>
-        <w:t xml:space="preserve"> becomes an </w:t>
-      </w:r>
-      <w:r>
-        <w:rPr>
-          <w:b/>
-        </w:rPr>
-        <w:t>output</w:t>
-      </w:r>
-      <w:r>
-        <w:rPr>
-          <w:b w:val="0"/>
-        </w:rPr>
-        <w:t>; explain the rule or learned component.</w:t>
-      </w:r>
-    </w:p>
-    <w:p>
-      <w:pPr>
-        <w:spacing w:line="336" w:lineRule="auto" w:after="180"/>
-      </w:pPr>
-      <w:r>
-        <w:rPr>
-          <w:b w:val="0"/>
-        </w:rPr>
+        <w:pStyle w:val="ListBullet"/>
+      </w:pPr>
+      <w:r>
+        <w:t>Current milestone: Make a transparent first version. Keep a trace of how one input becomes an output; explain the rule or learned component.</w:t>
+      </w:r>
+    </w:p>
+    <w:p>
+      <w:pPr>
+        <w:pStyle w:val="ListBullet"/>
+      </w:pPr>
+      <w:r>
         <w:t>For the Reproducible AI Research Study, retain an annotated worked trace and the changed-case reasoning. Connect the claim to its records, units and assumptions so another investigator can challenge or reproduce it.</w:t>
       </w:r>
     </w:p>
@@ -1673,12 +1470,456 @@
         <w:pStyle w:val="Heading1"/>
       </w:pPr>
       <w:r>
-        <w:t>14. Supported practice and learning evidence</w:t>
-      </w:r>
-    </w:p>
-    <w:p>
-      <w:r>
-        <w:t>Try the supported questions before comparing with hints and feedback. Record what you repaired and the evidence you retained.</w:t>
+        <w:t>14. Extra practice · Predict,check and repair</w:t>
+      </w:r>
+    </w:p>
+    <w:p>
+      <w:r>
+        <w:t>Keep supported feedback separate from the independent case.</w:t>
+      </w:r>
+    </w:p>
+    <w:p>
+      <w:pPr>
+        <w:pStyle w:val="Heading2"/>
+      </w:pPr>
+      <w:r>
+        <w:t>First supported question and optional hint</w:t>
+      </w:r>
+    </w:p>
+    <w:p>
+      <w:pPr>
+        <w:pStyle w:val="ListBullet"/>
+      </w:pPr>
+      <w:r>
+        <w:t>A baseline deserves a fair chance. Two classifiers answer the same eight fixed questions with the same allowed sources.</w:t>
+      </w:r>
+    </w:p>
+    <w:p>
+      <w:pPr>
+        <w:pStyle w:val="Heading3"/>
+      </w:pPr>
+      <w:r>
+        <w:t>Practice 1: explain the deciding evidence</w:t>
+      </w:r>
+    </w:p>
+    <w:p>
+      <w:pPr>
+        <w:pStyle w:val="ListBullet"/>
+      </w:pPr>
+      <w:r>
+        <w:t>Which labelled step matches this detail? B adds one correct case here; compare resources and failure types too.</w:t>
+      </w:r>
+    </w:p>
+    <w:p>
+      <w:pPr>
+        <w:pStyle w:val="ListBullet"/>
+      </w:pPr>
+      <w:r>
+        <w:t>1. Declare baseline</w:t>
+      </w:r>
+    </w:p>
+    <w:p>
+      <w:pPr>
+        <w:pStyle w:val="ListBullet"/>
+      </w:pPr>
+      <w:r>
+        <w:t>2. Interpret cautiously</w:t>
+      </w:r>
+    </w:p>
+    <w:p>
+      <w:pPr>
+        <w:pStyle w:val="ListBullet"/>
+      </w:pPr>
+      <w:r>
+        <w:t>3. Measure fairly</w:t>
+      </w:r>
+    </w:p>
+    <w:p>
+      <w:pPr>
+        <w:pStyle w:val="Heading3"/>
+      </w:pPr>
+      <w:r>
+        <w:t>My selected conclusion, deciding fact and explanation</w:t>
+      </w:r>
+    </w:p>
+    <w:p>
+      <w:r>
+        <w:t>________________________________________________________________</w:t>
+      </w:r>
+    </w:p>
+    <w:p>
+      <w:r>
+        <w:t>________________________________________________________________</w:t>
+      </w:r>
+    </w:p>
+    <w:p>
+      <w:r>
+        <w:t>________________________________________________________________</w:t>
+      </w:r>
+    </w:p>
+    <w:p>
+      <w:r>
+        <w:t>________________________________________________________________</w:t>
+      </w:r>
+    </w:p>
+    <w:p>
+      <w:r>
+        <w:t>________________________________________________________________</w:t>
+      </w:r>
+    </w:p>
+    <w:p>
+      <w:pPr>
+        <w:pStyle w:val="ListBullet"/>
+      </w:pPr>
+      <w:r>
+        <w:t>Hint if needed: Read the steps in the pictorial case. Match the supplied detail to the stage that performs or records it.</w:t>
+      </w:r>
+    </w:p>
+    <w:p>
+      <w:pPr>
+        <w:pStyle w:val="Heading2"/>
+      </w:pPr>
+      <w:r>
+        <w:t>Check after the first attempt · reference / check after trying</w:t>
+      </w:r>
+    </w:p>
+    <w:p>
+      <w:pPr>
+        <w:spacing w:line="336" w:lineRule="auto" w:after="180"/>
+      </w:pPr>
+      <w:r>
+        <w:rPr>
+          <w:b w:val="0"/>
+        </w:rPr>
+        <w:t xml:space="preserve">After your attempt, compare with the supported explanation: Interpret cautiously B adds one correct case here; compare resources and failure types too. A </w:t>
+      </w:r>
+      <w:r>
+        <w:rPr>
+          <w:b/>
+        </w:rPr>
+        <w:t>baseline</w:t>
+      </w:r>
+      <w:r>
+        <w:rPr>
+          <w:b w:val="0"/>
+        </w:rPr>
+        <w:t xml:space="preserve"> anchors the claim of improvement.</w:t>
+      </w:r>
+    </w:p>
+    <w:p>
+      <w:pPr>
+        <w:spacing w:line="336" w:lineRule="auto" w:after="180"/>
+      </w:pPr>
+      <w:r>
+        <w:rPr>
+          <w:b w:val="0"/>
+        </w:rPr>
+        <w:t>Fair comparison keeps information access, cases and scoring aligned while allowing the declared method difference.</w:t>
+      </w:r>
+    </w:p>
+    <w:p>
+      <w:pPr>
+        <w:pStyle w:val="Heading2"/>
+      </w:pPr>
+      <w:r>
+        <w:t>Changed-case question and optional hint</w:t>
+      </w:r>
+    </w:p>
+    <w:p>
+      <w:pPr>
+        <w:pStyle w:val="Heading3"/>
+      </w:pPr>
+      <w:r>
+        <w:t>Practice 2: explain the deciding evidence</w:t>
+      </w:r>
+    </w:p>
+    <w:p>
+      <w:pPr>
+        <w:pStyle w:val="ListBullet"/>
+      </w:pPr>
+      <w:r>
+        <w:t>Changed-case practice: Give B the answer key before testing. Which conclusion is supported by the supplied facts?</w:t>
+      </w:r>
+    </w:p>
+    <w:p>
+      <w:pPr>
+        <w:pStyle w:val="ListBullet"/>
+      </w:pPr>
+      <w:r>
+        <w:t>1. We can decide the result without examining the changed input or the procedure.</w:t>
+      </w:r>
+    </w:p>
+    <w:p>
+      <w:pPr>
+        <w:pStyle w:val="ListBullet"/>
+      </w:pPr>
+      <w:r>
+        <w:t>2. The resulting comparison is invalid as unseen evaluation.</w:t>
+      </w:r>
+    </w:p>
+    <w:p>
+      <w:pPr>
+        <w:pStyle w:val="ListBullet"/>
+      </w:pPr>
+      <w:r>
+        <w:t>3. This one example guarantees correct results for every future input.</w:t>
+      </w:r>
+    </w:p>
+    <w:p>
+      <w:pPr>
+        <w:pStyle w:val="Heading3"/>
+      </w:pPr>
+      <w:r>
+        <w:t>My selected conclusion, deciding fact and explanation</w:t>
+      </w:r>
+    </w:p>
+    <w:p>
+      <w:r>
+        <w:t>________________________________________________________________</w:t>
+      </w:r>
+    </w:p>
+    <w:p>
+      <w:r>
+        <w:t>________________________________________________________________</w:t>
+      </w:r>
+    </w:p>
+    <w:p>
+      <w:r>
+        <w:t>________________________________________________________________</w:t>
+      </w:r>
+    </w:p>
+    <w:p>
+      <w:r>
+        <w:t>________________________________________________________________</w:t>
+      </w:r>
+    </w:p>
+    <w:p>
+      <w:r>
+        <w:t>________________________________________________________________</w:t>
+      </w:r>
+    </w:p>
+    <w:p>
+      <w:pPr>
+        <w:pStyle w:val="ListBullet"/>
+      </w:pPr>
+      <w:r>
+        <w:t>Hint if needed: Use the changed condition and the deciding step in the pictorial trace. The answer must say what follows from those facts.</w:t>
+      </w:r>
+    </w:p>
+    <w:p>
+      <w:pPr>
+        <w:pStyle w:val="Heading2"/>
+      </w:pPr>
+      <w:r>
+        <w:t>Check after the changed attempt · reference / check after trying</w:t>
+      </w:r>
+    </w:p>
+    <w:p>
+      <w:pPr>
+        <w:spacing w:line="336" w:lineRule="auto" w:after="180"/>
+      </w:pPr>
+      <w:r>
+        <w:rPr>
+          <w:b w:val="0"/>
+        </w:rPr>
+        <w:t>After your attempt, compare with the supported explanation: The resulting comparison is invalid as unseen evaluation. B would receive privileged information that A did not receive.</w:t>
+      </w:r>
+    </w:p>
+    <w:p>
+      <w:pPr>
+        <w:pStyle w:val="Heading2"/>
+      </w:pPr>
+      <w:r>
+        <w:t>Repair and retain the record</w:t>
+      </w:r>
+    </w:p>
+    <w:p>
+      <w:pPr>
+        <w:spacing w:line="336" w:lineRule="auto" w:after="180"/>
+      </w:pPr>
+      <w:r>
+        <w:rPr>
+          <w:b w:val="0"/>
+        </w:rPr>
+        <w:t xml:space="preserve">Review Hypotheses and measurable outcomes (ai-7/7). Goal: Explain the </w:t>
+      </w:r>
+      <w:r>
+        <w:rPr>
+          <w:b/>
+        </w:rPr>
+        <w:t>mechanism</w:t>
+      </w:r>
+      <w:r>
+        <w:rPr>
+          <w:b w:val="0"/>
+        </w:rPr>
+        <w:t xml:space="preserve"> and terminology of hypotheses and measurable outcomes. Short practice: Name the predicted outcome and how unsupported is scored.</w:t>
+      </w:r>
+    </w:p>
+    <w:p>
+      <w:pPr>
+        <w:spacing w:line="336" w:lineRule="auto" w:after="180"/>
+      </w:pPr>
+      <w:r>
+        <w:rPr>
+          <w:b w:val="0"/>
+        </w:rPr>
+        <w:t>If B sounds friendlier but ties A’s unsupported count, does the recorded improvement hypothesis receive support?. Return to this week and explain what you changed.</w:t>
+      </w:r>
+    </w:p>
+    <w:p>
+      <w:pPr>
+        <w:spacing w:line="336" w:lineRule="auto" w:after="180"/>
+      </w:pPr>
+      <w:r>
+        <w:rPr>
+          <w:b w:val="0"/>
+        </w:rPr>
+        <w:t xml:space="preserve">Review Replication and reproduction (ai-7/5). Goal: Explain the </w:t>
+      </w:r>
+      <w:r>
+        <w:rPr>
+          <w:b/>
+        </w:rPr>
+        <w:t>mechanism</w:t>
+      </w:r>
+      <w:r>
+        <w:rPr>
+          <w:b w:val="0"/>
+        </w:rPr>
+        <w:t xml:space="preserve"> and terminology of replication and reproduction. Short practice: Calculate the scores from the original and new four-record sets.</w:t>
+      </w:r>
+    </w:p>
+    <w:p>
+      <w:pPr>
+        <w:spacing w:line="336" w:lineRule="auto" w:after="180"/>
+      </w:pPr>
+      <w:r>
+        <w:rPr>
+          <w:b w:val="0"/>
+        </w:rPr>
+        <w:t>Which activity reproduces saved analysis, which repeats the protocol, and why does a different rerun of the original data need investigation?. Return to this week and explain what you changed.</w:t>
+      </w:r>
+    </w:p>
+    <w:p>
+      <w:pPr>
+        <w:spacing w:line="336" w:lineRule="auto" w:after="180"/>
+      </w:pPr>
+      <w:r>
+        <w:rPr>
+          <w:b w:val="0"/>
+        </w:rPr>
+        <w:t xml:space="preserve">Review Reading a research claim (ai-7/2). Goal: Explain the </w:t>
+      </w:r>
+      <w:r>
+        <w:rPr>
+          <w:b/>
+        </w:rPr>
+        <w:t>mechanism</w:t>
+      </w:r>
+      <w:r>
+        <w:rPr>
+          <w:b w:val="0"/>
+        </w:rPr>
+        <w:t xml:space="preserve"> and terminology of reading a research claim. Short practice: Calculate the </w:t>
+      </w:r>
+      <w:r>
+        <w:rPr>
+          <w:b/>
+        </w:rPr>
+        <w:t>baseline</w:t>
+      </w:r>
+      <w:r>
+        <w:rPr>
+          <w:b w:val="0"/>
+        </w:rPr>
+        <w:t xml:space="preserve"> and new rates for 2/10 and 4/10.</w:t>
+      </w:r>
+    </w:p>
+    <w:p>
+      <w:pPr>
+        <w:spacing w:line="336" w:lineRule="auto" w:after="180"/>
+      </w:pPr>
+      <w:r>
+        <w:rPr>
+          <w:b w:val="0"/>
+        </w:rPr>
+        <w:t>Explain both twice the rate and the percentage-point change, and say why neither measures every learner’s improvement.. Return to this week and explain what you changed.</w:t>
+      </w:r>
+    </w:p>
+    <w:p>
+      <w:pPr>
+        <w:spacing w:line="336" w:lineRule="auto" w:after="180"/>
+      </w:pPr>
+      <w:r>
+        <w:rPr>
+          <w:b w:val="0"/>
+        </w:rPr>
+        <w:t xml:space="preserve">Use Download completed work in the hosted lesson to export your answers, reflections, practice feedback and code-run </w:t>
+      </w:r>
+      <w:r>
+        <w:rPr>
+          <w:b/>
+        </w:rPr>
+        <w:t>evidence</w:t>
+      </w:r>
+      <w:r>
+        <w:rPr>
+          <w:b w:val="0"/>
+        </w:rPr>
+        <w:t>. Open the HTML copy to read or print it.</w:t>
+      </w:r>
+    </w:p>
+    <w:p>
+      <w:pPr>
+        <w:spacing w:line="336" w:lineRule="auto" w:after="180"/>
+      </w:pPr>
+      <w:r>
+        <w:rPr>
+          <w:b w:val="0"/>
+        </w:rPr>
+        <w:t>Drafts stay in this browser when storage is available; clear drafts on a shared device.</w:t>
+      </w:r>
+    </w:p>
+    <w:p>
+      <w:pPr>
+        <w:pStyle w:val="Heading3"/>
+      </w:pPr>
+      <w:r>
+        <w:t>What I repaired, the evidence I kept and the next test</w:t>
+      </w:r>
+    </w:p>
+    <w:p>
+      <w:r>
+        <w:t>________________________________________________________________</w:t>
+      </w:r>
+    </w:p>
+    <w:p>
+      <w:r>
+        <w:t>________________________________________________________________</w:t>
+      </w:r>
+    </w:p>
+    <w:p>
+      <w:r>
+        <w:t>________________________________________________________________</w:t>
+      </w:r>
+    </w:p>
+    <w:p>
+      <w:r>
+        <w:t>________________________________________________________________</w:t>
+      </w:r>
+    </w:p>
+    <w:p>
+      <w:r>
+        <w:t>________________________________________________________________</w:t>
+      </w:r>
+    </w:p>
+    <w:p>
+      <w:pPr>
+        <w:pStyle w:val="Heading2"/>
+      </w:pPr>
+      <w:r>
+        <w:t>Earlier wording, alternatives and picture transcripts · reference / check after trying</w:t>
       </w:r>
     </w:p>
     <w:p>
@@ -1694,86 +1935,10 @@
     </w:p>
     <w:p>
       <w:pPr>
-        <w:spacing w:line="336" w:lineRule="auto" w:after="180"/>
-      </w:pPr>
-      <w:r>
-        <w:rPr>
-          <w:b w:val="0"/>
-        </w:rPr>
-        <w:t xml:space="preserve">A </w:t>
-      </w:r>
-      <w:r>
-        <w:rPr>
-          <w:b/>
-        </w:rPr>
-        <w:t>baseline</w:t>
-      </w:r>
-      <w:r>
-        <w:rPr>
-          <w:b w:val="0"/>
-        </w:rPr>
-        <w:t xml:space="preserve"> deserves a fair chance. Two classifiers answer the same eight fixed questions with the same allowed sources.</w:t>
-      </w:r>
-    </w:p>
-    <w:p>
-      <w:pPr>
         <w:pStyle w:val="Heading3"/>
       </w:pPr>
       <w:r>
-        <w:t>Practice 1: explain the deciding evidence</w:t>
-      </w:r>
-    </w:p>
-    <w:p>
-      <w:pPr>
-        <w:spacing w:line="336" w:lineRule="auto" w:after="180"/>
-      </w:pPr>
-      <w:r>
-        <w:rPr>
-          <w:b w:val="0"/>
-        </w:rPr>
-        <w:t>Which labelled step matches this detail? B adds one correct case here; compare resources and failure types too.</w:t>
-      </w:r>
-    </w:p>
-    <w:p>
-      <w:pPr>
-        <w:spacing w:line="336" w:lineRule="auto" w:after="180"/>
-        <w:shd w:fill="F4F9FC"/>
-      </w:pPr>
-      <w:r>
-        <w:rPr>
-          <w:b w:val="0"/>
-        </w:rPr>
-        <w:t xml:space="preserve">1. Declare </w:t>
-      </w:r>
-      <w:r>
-        <w:rPr>
-          <w:b/>
-        </w:rPr>
-        <w:t>baseline</w:t>
-      </w:r>
-    </w:p>
-    <w:p>
-      <w:pPr>
-        <w:spacing w:line="336" w:lineRule="auto" w:after="180"/>
-        <w:shd w:fill="F4F9FC"/>
-      </w:pPr>
-      <w:r>
-        <w:rPr>
-          <w:b w:val="0"/>
-        </w:rPr>
-        <w:t>2. Interpret cautiously</w:t>
-      </w:r>
-    </w:p>
-    <w:p>
-      <w:pPr>
-        <w:spacing w:line="336" w:lineRule="auto" w:after="180"/>
-        <w:shd w:fill="F4F9FC"/>
-      </w:pPr>
-      <w:r>
-        <w:rPr>
-          <w:b w:val="0"/>
-        </w:rPr>
-        <w:t>3. Measure fairly</w:t>
+        <w:t>Repair a missing building block</w:t>
       </w:r>
     </w:p>
     <w:p>
@@ -1781,472 +1946,25 @@
         <w:pStyle w:val="Heading3"/>
       </w:pPr>
       <w:r>
-        <w:t>My selected conclusion, deciding fact and explanation</w:t>
-      </w:r>
-    </w:p>
-    <w:p>
-      <w:r>
-        <w:t>________________________________________________________________</w:t>
-      </w:r>
-    </w:p>
-    <w:p>
-      <w:r>
-        <w:t>________________________________________________________________</w:t>
-      </w:r>
-    </w:p>
-    <w:p>
-      <w:r>
-        <w:t>________________________________________________________________</w:t>
-      </w:r>
-    </w:p>
-    <w:p>
-      <w:r>
-        <w:t>________________________________________________________________</w:t>
-      </w:r>
-    </w:p>
-    <w:p>
-      <w:r>
-        <w:t>________________________________________________________________</w:t>
-      </w:r>
-    </w:p>
-    <w:p>
-      <w:pPr>
-        <w:pStyle w:val="Heading3"/>
-      </w:pPr>
-      <w:r>
-        <w:t>Hint · try first</w:t>
-      </w:r>
-    </w:p>
-    <w:p>
-      <w:pPr>
-        <w:spacing w:line="336" w:lineRule="auto" w:after="180"/>
-        <w:shd w:fill="F1F6F8"/>
-      </w:pPr>
-      <w:r>
-        <w:rPr>
-          <w:b w:val="0"/>
-        </w:rPr>
-        <w:t>Hint if needed: Read the steps in the pictorial case. Match the supplied detail to the stage that performs or records it.</w:t>
-      </w:r>
-    </w:p>
-    <w:p>
-      <w:pPr>
-        <w:pStyle w:val="Heading3"/>
-      </w:pPr>
-      <w:r>
-        <w:t>Feedback · compare after trying</w:t>
-      </w:r>
-    </w:p>
-    <w:p>
-      <w:pPr>
-        <w:spacing w:line="336" w:lineRule="auto" w:after="180"/>
-        <w:shd w:fill="F1F6FC"/>
-      </w:pPr>
-      <w:r>
-        <w:rPr>
-          <w:b w:val="0"/>
-        </w:rPr>
-        <w:t xml:space="preserve">After your attempt, compare with the supported explanation: Interpret cautiously B adds one correct case here; compare resources and failure types too. A </w:t>
-      </w:r>
-      <w:r>
-        <w:rPr>
-          <w:b/>
-        </w:rPr>
-        <w:t>baseline</w:t>
-      </w:r>
-      <w:r>
-        <w:rPr>
-          <w:b w:val="0"/>
-        </w:rPr>
-        <w:t xml:space="preserve"> anchors the claim of improvement.</w:t>
-      </w:r>
-    </w:p>
-    <w:p>
-      <w:pPr>
-        <w:spacing w:line="336" w:lineRule="auto" w:after="180"/>
-        <w:shd w:fill="F1F6FC"/>
-      </w:pPr>
-      <w:r>
-        <w:rPr>
-          <w:b w:val="0"/>
-        </w:rPr>
-        <w:t>Fair comparison keeps information access, cases and scoring aligned while allowing the declared method difference.</w:t>
-      </w:r>
-    </w:p>
-    <w:p>
-      <w:pPr>
-        <w:pStyle w:val="Heading3"/>
-      </w:pPr>
-      <w:r>
-        <w:t>Practice 2: explain the deciding evidence</w:t>
-      </w:r>
-    </w:p>
-    <w:p>
-      <w:pPr>
-        <w:pStyle w:val="Heading3"/>
-      </w:pPr>
-      <w:r>
-        <w:t>Changed case · predict first</w:t>
-      </w:r>
-    </w:p>
-    <w:p>
-      <w:pPr>
-        <w:spacing w:line="336" w:lineRule="auto" w:after="180"/>
-        <w:shd w:fill="F5F1FB"/>
-      </w:pPr>
-      <w:r>
-        <w:rPr>
-          <w:b w:val="0"/>
-        </w:rPr>
-        <w:t>Changed-case practice: Give B the answer key before testing. Which conclusion is supported by the supplied facts?</w:t>
-      </w:r>
-    </w:p>
-    <w:p>
-      <w:pPr>
-        <w:spacing w:line="336" w:lineRule="auto" w:after="180"/>
-        <w:shd w:fill="F4F9FC"/>
-      </w:pPr>
-      <w:r>
-        <w:rPr>
-          <w:b w:val="0"/>
-        </w:rPr>
-        <w:t xml:space="preserve">1. We can decide the result without examining the changed </w:t>
-      </w:r>
-      <w:r>
-        <w:rPr>
-          <w:b/>
-        </w:rPr>
-        <w:t>input</w:t>
-      </w:r>
-      <w:r>
-        <w:rPr>
-          <w:b w:val="0"/>
-        </w:rPr>
-        <w:t xml:space="preserve"> or the procedure.</w:t>
-      </w:r>
-    </w:p>
-    <w:p>
-      <w:pPr>
-        <w:spacing w:line="336" w:lineRule="auto" w:after="180"/>
-        <w:shd w:fill="F4F9FC"/>
-      </w:pPr>
-      <w:r>
-        <w:rPr>
-          <w:b w:val="0"/>
-        </w:rPr>
-        <w:t>2. The resulting comparison is invalid as unseen evaluation.</w:t>
-      </w:r>
-    </w:p>
-    <w:p>
-      <w:pPr>
-        <w:spacing w:line="336" w:lineRule="auto" w:after="180"/>
-        <w:shd w:fill="F4F9FC"/>
-      </w:pPr>
-      <w:r>
-        <w:rPr>
-          <w:b w:val="0"/>
-        </w:rPr>
-        <w:t xml:space="preserve">3. This one example guarantees correct results for every future </w:t>
-      </w:r>
-      <w:r>
-        <w:rPr>
-          <w:b/>
-        </w:rPr>
-        <w:t>input</w:t>
-      </w:r>
-      <w:r>
-        <w:rPr>
-          <w:b w:val="0"/>
-        </w:rPr>
-        <w:t>.</w:t>
-      </w:r>
-    </w:p>
-    <w:p>
-      <w:pPr>
-        <w:pStyle w:val="Heading3"/>
-      </w:pPr>
-      <w:r>
-        <w:t>My selected conclusion, deciding fact and explanation</w:t>
-      </w:r>
-    </w:p>
-    <w:p>
-      <w:r>
-        <w:t>________________________________________________________________</w:t>
-      </w:r>
-    </w:p>
-    <w:p>
-      <w:r>
-        <w:t>________________________________________________________________</w:t>
-      </w:r>
-    </w:p>
-    <w:p>
-      <w:r>
-        <w:t>________________________________________________________________</w:t>
-      </w:r>
-    </w:p>
-    <w:p>
-      <w:r>
-        <w:t>________________________________________________________________</w:t>
-      </w:r>
-    </w:p>
-    <w:p>
-      <w:r>
-        <w:t>________________________________________________________________</w:t>
-      </w:r>
-    </w:p>
-    <w:p>
-      <w:pPr>
-        <w:pStyle w:val="Heading3"/>
-      </w:pPr>
-      <w:r>
-        <w:t>Hint · try first</w:t>
-      </w:r>
-    </w:p>
-    <w:p>
-      <w:pPr>
-        <w:spacing w:line="336" w:lineRule="auto" w:after="180"/>
-        <w:shd w:fill="F1F6F8"/>
-      </w:pPr>
-      <w:r>
-        <w:rPr>
-          <w:b w:val="0"/>
-        </w:rPr>
-        <w:t>Hint if needed: Use the changed condition and the deciding step in the pictorial trace. The answer must say what follows from those facts.</w:t>
-      </w:r>
-    </w:p>
-    <w:p>
-      <w:pPr>
-        <w:pStyle w:val="Heading3"/>
-      </w:pPr>
-      <w:r>
-        <w:t>Feedback · compare after trying</w:t>
-      </w:r>
-    </w:p>
-    <w:p>
-      <w:pPr>
-        <w:spacing w:line="336" w:lineRule="auto" w:after="180"/>
-        <w:shd w:fill="F1F6FC"/>
-      </w:pPr>
-      <w:r>
-        <w:rPr>
-          <w:b w:val="0"/>
-        </w:rPr>
-        <w:t>After your attempt, compare with the supported explanation: The resulting comparison is invalid as unseen evaluation. B would receive privileged information that A did not receive.</w:t>
-      </w:r>
-    </w:p>
-    <w:p>
-      <w:pPr>
-        <w:pStyle w:val="Heading3"/>
-      </w:pPr>
-      <w:r>
-        <w:t>Repair a missing building block</w:t>
-      </w:r>
-    </w:p>
-    <w:p>
-      <w:pPr>
-        <w:spacing w:line="336" w:lineRule="auto" w:after="180"/>
-      </w:pPr>
-      <w:r>
-        <w:rPr>
-          <w:b w:val="0"/>
-        </w:rPr>
-        <w:t xml:space="preserve">Review Hypotheses and measurable outcomes (ai-7/7). Goal: Explain the </w:t>
-      </w:r>
-      <w:r>
-        <w:rPr>
-          <w:b/>
-        </w:rPr>
-        <w:t>mechanism</w:t>
-      </w:r>
-      <w:r>
-        <w:rPr>
-          <w:b w:val="0"/>
-        </w:rPr>
-        <w:t xml:space="preserve"> and terminology of hypotheses and measurable outcomes. Short practice: Name the predicted outcome and how unsupported is scored.</w:t>
-      </w:r>
-    </w:p>
-    <w:p>
-      <w:pPr>
-        <w:spacing w:line="336" w:lineRule="auto" w:after="180"/>
-      </w:pPr>
-      <w:r>
-        <w:rPr>
-          <w:b w:val="0"/>
-        </w:rPr>
-        <w:t>If B sounds friendlier but ties A’s unsupported count, does the recorded improvement hypothesis receive support?. Return to this week and explain what you changed.</w:t>
-      </w:r>
-    </w:p>
-    <w:p>
-      <w:pPr>
-        <w:spacing w:line="336" w:lineRule="auto" w:after="180"/>
-      </w:pPr>
-      <w:r>
-        <w:rPr>
-          <w:b w:val="0"/>
-        </w:rPr>
-        <w:t xml:space="preserve">Review Replication and reproduction (ai-7/5). Goal: Explain the </w:t>
-      </w:r>
-      <w:r>
-        <w:rPr>
-          <w:b/>
-        </w:rPr>
-        <w:t>mechanism</w:t>
-      </w:r>
-      <w:r>
-        <w:rPr>
-          <w:b w:val="0"/>
-        </w:rPr>
-        <w:t xml:space="preserve"> and terminology of replication and reproduction. Short practice: Calculate the scores from the original and new four-record sets.</w:t>
-      </w:r>
-    </w:p>
-    <w:p>
-      <w:pPr>
-        <w:spacing w:line="336" w:lineRule="auto" w:after="180"/>
-      </w:pPr>
-      <w:r>
-        <w:rPr>
-          <w:b w:val="0"/>
-        </w:rPr>
-        <w:t>Which activity reproduces saved analysis, which repeats the protocol, and why does a different rerun of the original data need investigation?. Return to this week and explain what you changed.</w:t>
-      </w:r>
-    </w:p>
-    <w:p>
-      <w:pPr>
-        <w:spacing w:line="336" w:lineRule="auto" w:after="180"/>
-      </w:pPr>
-      <w:r>
-        <w:rPr>
-          <w:b w:val="0"/>
-        </w:rPr>
-        <w:t xml:space="preserve">Review Reading a research claim (ai-7/2). Goal: Explain the </w:t>
-      </w:r>
-      <w:r>
-        <w:rPr>
-          <w:b/>
-        </w:rPr>
-        <w:t>mechanism</w:t>
-      </w:r>
-      <w:r>
-        <w:rPr>
-          <w:b w:val="0"/>
-        </w:rPr>
-        <w:t xml:space="preserve"> and terminology of reading a research claim. Short practice: Calculate the </w:t>
-      </w:r>
-      <w:r>
-        <w:rPr>
-          <w:b/>
-        </w:rPr>
-        <w:t>baseline</w:t>
-      </w:r>
-      <w:r>
-        <w:rPr>
-          <w:b w:val="0"/>
-        </w:rPr>
-        <w:t xml:space="preserve"> and new rates for 2/10 and 4/10.</w:t>
-      </w:r>
-    </w:p>
-    <w:p>
-      <w:pPr>
-        <w:spacing w:line="336" w:lineRule="auto" w:after="180"/>
-      </w:pPr>
-      <w:r>
-        <w:rPr>
-          <w:b w:val="0"/>
-        </w:rPr>
-        <w:t>Explain both twice the rate and the percentage-point change, and say why neither measures every learner’s improvement.. Return to this week and explain what you changed.</w:t>
-      </w:r>
-    </w:p>
-    <w:p>
-      <w:pPr>
-        <w:pStyle w:val="Heading3"/>
-      </w:pPr>
-      <w:r>
         <w:t>Keep your completed work</w:t>
       </w:r>
     </w:p>
     <w:p>
       <w:pPr>
-        <w:spacing w:line="336" w:lineRule="auto" w:after="180"/>
-      </w:pPr>
-      <w:r>
-        <w:rPr>
-          <w:b w:val="0"/>
-        </w:rPr>
-        <w:t xml:space="preserve">Use Download completed work in the hosted lesson to export your answers, reflections, practice feedback and code-run </w:t>
-      </w:r>
-      <w:r>
-        <w:rPr>
-          <w:b/>
-        </w:rPr>
-        <w:t>evidence</w:t>
-      </w:r>
-      <w:r>
-        <w:rPr>
-          <w:b w:val="0"/>
-        </w:rPr>
-        <w:t>. Open the HTML copy to read or print it.</w:t>
-      </w:r>
-    </w:p>
-    <w:p>
-      <w:pPr>
-        <w:spacing w:line="336" w:lineRule="auto" w:after="180"/>
-      </w:pPr>
-      <w:r>
-        <w:rPr>
-          <w:b w:val="0"/>
-        </w:rPr>
-        <w:t>Drafts stay in this browser when storage is available; clear drafts on a shared device.</w:t>
-      </w:r>
-    </w:p>
-    <w:p>
-      <w:pPr>
-        <w:pStyle w:val="Heading3"/>
-      </w:pPr>
-      <w:r>
-        <w:t>What I repaired, the evidence I kept and the next test</w:t>
-      </w:r>
-    </w:p>
-    <w:p>
-      <w:r>
-        <w:t>________________________________________________________________</w:t>
-      </w:r>
-    </w:p>
-    <w:p>
-      <w:r>
-        <w:t>________________________________________________________________</w:t>
-      </w:r>
-    </w:p>
-    <w:p>
-      <w:r>
-        <w:t>________________________________________________________________</w:t>
-      </w:r>
-    </w:p>
-    <w:p>
-      <w:r>
-        <w:t>________________________________________________________________</w:t>
-      </w:r>
-    </w:p>
-    <w:p>
-      <w:r>
-        <w:t>________________________________________________________________</w:t>
-      </w:r>
-    </w:p>
-    <w:p>
-      <w:pPr>
         <w:pStyle w:val="Heading1"/>
       </w:pPr>
       <w:r>
-        <w:t>15. Visual concept journey</w:t>
-      </w:r>
-    </w:p>
-    <w:p>
-      <w:r>
-        <w:t>Explain each Baselines and fair comparisons picture from its labels, then record a relevant limit.</w:t>
-      </w:r>
-    </w:p>
-    <w:p>
-      <w:pPr>
-        <w:pStyle w:val="Heading3"/>
+        <w:t>15. Reference · Six-picture response sheets</w:t>
+      </w:r>
+    </w:p>
+    <w:p>
+      <w:r>
+        <w:t>Choose the picture that helps explain the current step.</w:t>
+      </w:r>
+    </w:p>
+    <w:p>
+      <w:pPr>
+        <w:pStyle w:val="Heading2"/>
       </w:pPr>
       <w:r>
         <w:t>01. Baselines and fair comparisons: the case</w:t>
@@ -2325,7 +2043,6 @@
     <w:p>
       <w:pPr>
         <w:spacing w:line="336" w:lineRule="auto" w:after="180"/>
-        <w:shd w:fill="F5F1FB"/>
       </w:pPr>
       <w:r>
         <w:rPr>
@@ -2364,7 +2081,7 @@
     </w:p>
     <w:p>
       <w:pPr>
-        <w:pStyle w:val="Heading3"/>
+        <w:pStyle w:val="Heading2"/>
       </w:pPr>
       <w:r>
         <w:t>02. Follow the deciding steps</w:t>
@@ -2432,7 +2149,6 @@
     <w:p>
       <w:pPr>
         <w:spacing w:line="336" w:lineRule="auto" w:after="180"/>
-        <w:shd w:fill="F5F1FB"/>
       </w:pPr>
       <w:r>
         <w:rPr>
@@ -2483,7 +2199,7 @@
     </w:p>
     <w:p>
       <w:pPr>
-        <w:pStyle w:val="Heading3"/>
+        <w:pStyle w:val="Heading2"/>
       </w:pPr>
       <w:r>
         <w:t>03. Two versions on eight shared cases</w:t>
@@ -2539,7 +2255,6 @@
     <w:p>
       <w:pPr>
         <w:spacing w:line="336" w:lineRule="auto" w:after="180"/>
-        <w:shd w:fill="F5F1FB"/>
       </w:pPr>
       <w:r>
         <w:rPr>
@@ -2578,7 +2293,7 @@
     </w:p>
     <w:p>
       <w:pPr>
-        <w:pStyle w:val="Heading3"/>
+        <w:pStyle w:val="Heading2"/>
       </w:pPr>
       <w:r>
         <w:t>04. Change one thing. Trace what follows.</w:t>
@@ -2645,7 +2360,6 @@
     <w:p>
       <w:pPr>
         <w:spacing w:line="336" w:lineRule="auto" w:after="180"/>
-        <w:shd w:fill="F5F1FB"/>
       </w:pPr>
       <w:r>
         <w:rPr>
@@ -2684,7 +2398,7 @@
     </w:p>
     <w:p>
       <w:pPr>
-        <w:pStyle w:val="Heading3"/>
+        <w:pStyle w:val="Heading2"/>
       </w:pPr>
       <w:r>
         <w:t>05. Connect the explanation to its limit</w:t>
@@ -2695,7 +2409,7 @@
         <w:drawing>
           <wp:inline xmlns:a="http://schemas.openxmlformats.org/drawingml/2006/main" xmlns:pic="http://schemas.openxmlformats.org/drawingml/2006/picture">
             <wp:extent cx="5486400" cy="2834640"/>
-            <wp:docPr id="7" name="Picture 7" descr="A baseline anchors the claim of improvement. Fair comparison keeps information access, cases and scoring aligned while allowing the declared method difference. Limit: Eight cases do not establish a stable advantage or statistical significance."/>
+            <wp:docPr id="7" name="Picture 7" descr="A baseline anchors the claim of improvement. Fair comparison keeps information access, cases and scoring aligned while allowing the declared method difference. Limit: These eight-case aggregate results alone establish neither a stable advantage nor a reported statistical-significance result."/>
             <wp:cNvGraphicFramePr>
               <a:graphicFrameLocks noChangeAspect="1"/>
             </wp:cNvGraphicFramePr>
@@ -2746,24 +2460,12 @@
         <w:rPr>
           <w:b w:val="0"/>
         </w:rPr>
-        <w:t xml:space="preserve"> anchors the claim of improvement. Fair comparison keeps information access, cases and scoring aligned while allowing the declared method difference.</w:t>
+        <w:t xml:space="preserve"> anchors the claim of improvement. Fair comparison keeps information access, cases and scoring aligned while allowing the declared method difference. Limit: These eight-case aggregate results alone establish neither a stable advantage nor a reported statistical-significance result.</w:t>
       </w:r>
     </w:p>
     <w:p>
       <w:pPr>
         <w:spacing w:line="336" w:lineRule="auto" w:after="180"/>
-      </w:pPr>
-      <w:r>
-        <w:rPr>
-          <w:b w:val="0"/>
-        </w:rPr>
-        <w:t>Limit: Eight cases do not establish a stable advantage or statistical significance.</w:t>
-      </w:r>
-    </w:p>
-    <w:p>
-      <w:pPr>
-        <w:spacing w:line="336" w:lineRule="auto" w:after="180"/>
-        <w:shd w:fill="F5F1FB"/>
       </w:pPr>
       <w:r>
         <w:rPr>
@@ -2802,7 +2504,7 @@
     </w:p>
     <w:p>
       <w:pPr>
-        <w:pStyle w:val="Heading3"/>
+        <w:pStyle w:val="Heading2"/>
       </w:pPr>
       <w:r>
         <w:t>06. Make the idea visible in your project</w:t>
@@ -2893,7 +2595,6 @@
     <w:p>
       <w:pPr>
         <w:spacing w:line="336" w:lineRule="auto" w:after="180"/>
-        <w:shd w:fill="F5F1FB"/>
       </w:pPr>
       <w:r>
         <w:rPr>
@@ -2940,6 +2641,62 @@
     <w:p>
       <w:r>
         <w:t>________________________________________________________________</w:t>
+      </w:r>
+    </w:p>
+    <w:p>
+      <w:pPr>
+        <w:pStyle w:val="Heading2"/>
+      </w:pPr>
+      <w:r>
+        <w:t>Earlier wording, alternatives and picture transcripts · reference / check after trying</w:t>
+      </w:r>
+    </w:p>
+    <w:p>
+      <w:pPr>
+        <w:pStyle w:val="Heading3"/>
+      </w:pPr>
+      <w:r>
+        <w:t>01. Baselines and fair comparisons: the case</w:t>
+      </w:r>
+    </w:p>
+    <w:p>
+      <w:pPr>
+        <w:pStyle w:val="Heading3"/>
+      </w:pPr>
+      <w:r>
+        <w:t>02. Follow the deciding steps</w:t>
+      </w:r>
+    </w:p>
+    <w:p>
+      <w:pPr>
+        <w:pStyle w:val="Heading3"/>
+      </w:pPr>
+      <w:r>
+        <w:t>03. Two versions on eight shared cases</w:t>
+      </w:r>
+    </w:p>
+    <w:p>
+      <w:pPr>
+        <w:pStyle w:val="Heading3"/>
+      </w:pPr>
+      <w:r>
+        <w:t>04. Change one thing. Trace what follows.</w:t>
+      </w:r>
+    </w:p>
+    <w:p>
+      <w:pPr>
+        <w:pStyle w:val="Heading3"/>
+      </w:pPr>
+      <w:r>
+        <w:t>05. Connect the explanation to its limit</w:t>
+      </w:r>
+    </w:p>
+    <w:p>
+      <w:pPr>
+        <w:pStyle w:val="Heading3"/>
+      </w:pPr>
+      <w:r>
+        <w:t>06. Make the idea visible in your project</w:t>
       </w:r>
     </w:p>
     <w:sectPr>
